--- a/lessons/chapters/build/word/Chapter04.docx
+++ b/lessons/chapters/build/word/Chapter04.docx
@@ -278,7 +278,7 @@
     </w:tbl>
     <w:p>
       <w:pPr>
-        <w:pStyle w:val="BodyText"/>
+        <w:pStyle w:val="FirstParagraph"/>
       </w:pPr>
       <w:r>
         <w:t xml:space="preserve">Leave your</w:t>
@@ -305,23 +305,25 @@
         <w:t xml:space="preserve">tab.</w:t>
       </w:r>
     </w:p>
-    <w:bookmarkStart w:id="10" w:name="part-one---two-kinds-of-input"/>
     <w:p>
       <w:pPr>
         <w:pStyle w:val="Heading1"/>
       </w:pPr>
+      <w:bookmarkStart w:id="9" w:name="_ded317d0861a3caa8283d99c9f0c49215ae4486"/>
       <w:r>
         <w:t xml:space="preserve">Part One - Two kinds of input</w:t>
       </w:r>
-    </w:p>
-    <w:bookmarkStart w:id="9" w:name="all-the-time-or-once"/>
+      <w:bookmarkEnd w:id="9"/>
+    </w:p>
     <w:p>
       <w:pPr>
         <w:pStyle w:val="Heading2"/>
       </w:pPr>
+      <w:bookmarkStart w:id="10" w:name="_975b4c428db7002afdbaa27f7148ec012c9d8b2"/>
       <w:r>
         <w:t xml:space="preserve">4.1  All the time, or once</w:t>
       </w:r>
+      <w:bookmarkEnd w:id="10"/>
     </w:p>
     <w:p>
       <w:pPr>
@@ -462,25 +464,25 @@
         <w:t xml:space="preserve">Option A uses the first kind.  Option B uses the second.</w:t>
       </w:r>
     </w:p>
-    <w:bookmarkEnd w:id="9"/>
-    <w:bookmarkEnd w:id="10"/>
-    <w:bookmarkStart w:id="19" w:name="part-two---option-a-follow-the-mouse"/>
     <w:p>
       <w:pPr>
         <w:pStyle w:val="Heading1"/>
       </w:pPr>
+      <w:bookmarkStart w:id="11" w:name="_f829d7899b9925ed7a1f67c036a7f9459fddcf2"/>
       <w:r>
         <w:t xml:space="preserve">Part Two - Option A:  follow the mouse</w:t>
       </w:r>
-    </w:p>
-    <w:bookmarkStart w:id="14" w:name="step-1---chase-the-cursor"/>
+      <w:bookmarkEnd w:id="11"/>
+    </w:p>
     <w:p>
       <w:pPr>
         <w:pStyle w:val="Heading2"/>
       </w:pPr>
+      <w:bookmarkStart w:id="12" w:name="_f9e3e43f3048b0893287189ddd932fbf3d21acb"/>
       <w:r>
         <w:t xml:space="preserve">Step 1 - Chase the cursor</w:t>
       </w:r>
+      <w:bookmarkEnd w:id="12"/>
     </w:p>
     <w:p>
       <w:pPr>
@@ -985,6 +987,1657 @@
       </w:pPr>
       <w:r>
         <w:t xml:space="preserve">Run it, and move your mouse around the window.</w:t>
+      </w:r>
+    </w:p>
+    <w:tbl>
+      <w:tblPr>
+        <w:tblW w:w="9360" w:type="dxa"/>
+        <w:tblInd w:w="92" w:type="dxa"/>
+        <w:tblLayout w:type="fixed"/>
+        <w:tblBorders>
+          <w:top w:val="nil"/>
+          <w:left w:val="nil"/>
+          <w:bottom w:val="nil"/>
+          <w:right w:val="nil"/>
+          <w:insideH w:val="nil"/>
+          <w:insideV w:val="nil"/>
+        </w:tblBorders>
+        <w:tblCellMar>
+          <w:top w:w="0" w:type="dxa"/>
+          <w:left w:w="200" w:type="dxa"/>
+          <w:bottom w:w="0" w:type="dxa"/>
+          <w:right w:w="200" w:type="dxa"/>
+        </w:tblCellMar>
+        <w:tblLook w:val="0000" w:firstRow="0" w:lastRow="0" w:firstColumn="0" w:lastColumn="0" w:noHBand="1" w:noVBand="1"/>
+      </w:tblPr>
+      <w:tblGrid>
+        <w:gridCol w:w="9360"/>
+      </w:tblGrid>
+      <w:tr>
+        <w:trPr>
+          <w:cantSplit/>
+        </w:trPr>
+        <w:tc>
+          <w:tcPr>
+            <w:tcW w:w="9360" w:type="dxa"/>
+            <w:tcBorders>
+              <w:top w:val="single" w:sz="4" w:space="0" w:color="C2E6D1"/>
+              <w:left w:val="single" w:sz="36" w:space="0" w:color="1D7A44"/>
+              <w:bottom w:val="single" w:sz="4" w:space="0" w:color="C2E6D1"/>
+              <w:right w:val="single" w:sz="4" w:space="0" w:color="C2E6D1"/>
+            </w:tcBorders>
+            <w:shd w:val="clear" w:color="auto" w:fill="F1FBF5"/>
+            <w:tcMar>
+              <w:top w:w="60" w:type="dxa"/>
+              <w:bottom w:w="60" w:type="dxa"/>
+            </w:tcMar>
+          </w:tcPr>
+          <w:p>
+            <w:pPr>
+              <w:pStyle w:val="FirstParagraph"/>
+            </w:pPr>
+            <w:r>
+              <w:rPr>
+                <w:b/>
+                <w:bCs/>
+              </w:rPr>
+              <w:t xml:space="preserve">Check.</w:t>
+            </w:r>
+            <w:r>
+              <w:t xml:space="preserve">  Your character chases the mouse.  When you hold the mouse still,</w:t>
+            </w:r>
+            <w:r>
+              <w:t xml:space="preserve"> </w:t>
+            </w:r>
+            <w:r>
+              <w:t xml:space="preserve">your character slides straight to it.</w:t>
+            </w:r>
+          </w:p>
+        </w:tc>
+      </w:tr>
+    </w:tbl>
+    <w:p>
+      <w:pPr>
+        <w:spacing w:before="0" w:after="0" w:line="120" w:lineRule="exact"/>
+      </w:pPr>
+    </w:p>
+    <w:p>
+      <w:pPr>
+        <w:pStyle w:val="Screenshot"/>
+      </w:pPr>
+      <w:r>
+        <w:drawing>
+          <wp:inline>
+            <wp:extent cx="3108960" cy="2331720"/>
+            <wp:effectExtent b="0" l="0" r="0" t="0"/>
+            <wp:docPr descr="" title="" id="14" name="Picture"/>
+            <a:graphic>
+              <a:graphicData uri="http://schemas.openxmlformats.org/drawingml/2006/picture">
+                <pic:pic>
+                  <pic:nvPicPr>
+                    <pic:cNvPr descr="lessons/chapters/screenshots/ch04_Follow.png" id="15" name="Picture"/>
+                    <pic:cNvPicPr>
+                      <a:picLocks noChangeArrowheads="1" noChangeAspect="1"/>
+                    </pic:cNvPicPr>
+                  </pic:nvPicPr>
+                  <pic:blipFill>
+                    <a:blip r:embed="rId13"/>
+                    <a:stretch>
+                      <a:fillRect/>
+                    </a:stretch>
+                  </pic:blipFill>
+                  <pic:spPr bwMode="auto">
+                    <a:xfrm>
+                      <a:off x="0" y="0"/>
+                      <a:ext cx="3108960" cy="2331720"/>
+                    </a:xfrm>
+                    <a:prstGeom prst="rect">
+                      <a:avLst/>
+                    </a:prstGeom>
+                    <a:noFill/>
+                    <a:ln w="9525">
+                      <a:solidFill>
+                        <a:srgbClr val="C9D8E8"/>
+                      </a:solidFill>
+                      <a:headEnd/>
+                      <a:tailEnd/>
+                    </a:ln>
+                  </pic:spPr>
+                </pic:pic>
+              </a:graphicData>
+            </a:graphic>
+          </wp:inline>
+        </w:drawing>
+      </w:r>
+    </w:p>
+    <w:p>
+      <w:pPr>
+        <w:pStyle w:val="ScreenshotCaption"/>
+      </w:pPr>
+      <w:r>
+        <w:t xml:space="preserve">The mouse held still at</w:t>
+      </w:r>
+      <w:r>
+        <w:t xml:space="preserve"> </w:t>
+      </w:r>
+      <w:r>
+        <w:rPr>
+          <w:rStyle w:val="VerbatimChar"/>
+        </w:rPr>
+        <w:t xml:space="preserve">(650, 450)</w:t>
+      </w:r>
+      <w:r>
+        <w:t xml:space="preserve">, with</w:t>
+      </w:r>
+      <w:r>
+        <w:t xml:space="preserve"> </w:t>
+      </w:r>
+      <w:r>
+        <w:rPr>
+          <w:rStyle w:val="VerbatimChar"/>
+        </w:rPr>
+        <w:t xml:space="preserve">background()</w:t>
+      </w:r>
+      <w:r>
+        <w:t xml:space="preserve"> </w:t>
+      </w:r>
+      <w:r>
+        <w:t xml:space="preserve">switched off, as in Chapter 3, to show the path.</w:t>
+      </w:r>
+    </w:p>
+    <w:p>
+      <w:pPr>
+        <w:pStyle w:val="KeepWithNext"/>
+      </w:pPr>
+      <w:r>
+        <w:rPr>
+          <w:rStyle w:val="VerbatimChar"/>
+        </w:rPr>
+        <w:t xml:space="preserve">followMouse()</w:t>
+      </w:r>
+      <w:r>
+        <w:t xml:space="preserve"> </w:t>
+      </w:r>
+      <w:r>
+        <w:t xml:space="preserve">pulls your character a little way toward the cursor, every</w:t>
+      </w:r>
+      <w:r>
+        <w:t xml:space="preserve"> </w:t>
+      </w:r>
+      <w:r>
+        <w:t xml:space="preserve">frame.  Since it happens every frame, it goes in</w:t>
+      </w:r>
+      <w:r>
+        <w:t xml:space="preserve"> </w:t>
+      </w:r>
+      <w:r>
+        <w:rPr>
+          <w:rStyle w:val="VerbatimChar"/>
+        </w:rPr>
+        <w:t xml:space="preserve">draw()</w:t>
+      </w:r>
+      <w:r>
+        <w:t xml:space="preserve">.</w:t>
+      </w:r>
+    </w:p>
+    <w:tbl>
+      <w:tblPr>
+        <w:tblW w:w="9360" w:type="dxa"/>
+        <w:tblInd w:w="92" w:type="dxa"/>
+        <w:tblLayout w:type="fixed"/>
+        <w:tblBorders>
+          <w:top w:val="nil"/>
+          <w:left w:val="nil"/>
+          <w:bottom w:val="nil"/>
+          <w:right w:val="nil"/>
+          <w:insideH w:val="nil"/>
+          <w:insideV w:val="nil"/>
+        </w:tblBorders>
+        <w:tblCellMar>
+          <w:top w:w="0" w:type="dxa"/>
+          <w:left w:w="200" w:type="dxa"/>
+          <w:bottom w:w="0" w:type="dxa"/>
+          <w:right w:w="200" w:type="dxa"/>
+        </w:tblCellMar>
+        <w:tblLook w:val="0000" w:firstRow="0" w:lastRow="0" w:firstColumn="0" w:lastColumn="0" w:noHBand="1" w:noVBand="1"/>
+      </w:tblPr>
+      <w:tblGrid>
+        <w:gridCol w:w="9360"/>
+      </w:tblGrid>
+      <w:tr>
+        <w:trPr>
+          <w:cantSplit/>
+        </w:trPr>
+        <w:tc>
+          <w:tcPr>
+            <w:tcW w:w="9360" w:type="dxa"/>
+            <w:tcBorders>
+              <w:top w:val="single" w:sz="4" w:space="0" w:color="CFE0F3"/>
+              <w:left w:val="single" w:sz="36" w:space="0" w:color="2B6CB0"/>
+              <w:bottom w:val="single" w:sz="4" w:space="0" w:color="CFE0F3"/>
+              <w:right w:val="single" w:sz="4" w:space="0" w:color="CFE0F3"/>
+            </w:tcBorders>
+            <w:shd w:val="clear" w:color="auto" w:fill="F2F7FD"/>
+            <w:tcMar>
+              <w:top w:w="60" w:type="dxa"/>
+              <w:bottom w:w="60" w:type="dxa"/>
+            </w:tcMar>
+          </w:tcPr>
+          <w:p>
+            <w:pPr>
+              <w:pStyle w:val="BodyText"/>
+            </w:pPr>
+            <w:r>
+              <w:rPr>
+                <w:b/>
+                <w:bCs/>
+              </w:rPr>
+              <w:t xml:space="preserve">Aside: </w:t>
+            </w:r>
+            <w:r>
+              <w:rPr>
+                <w:b/>
+                <w:bCs/>
+              </w:rPr>
+              <w:t xml:space="preserve"> </w:t>
+            </w:r>
+            <w:r>
+              <w:rPr>
+                <w:rStyle w:val="VerbatimChar"/>
+                <w:b/>
+                <w:bCs/>
+              </w:rPr>
+              <w:t xml:space="preserve">mouseX</w:t>
+            </w:r>
+            <w:r>
+              <w:rPr>
+                <w:b/>
+                <w:bCs/>
+              </w:rPr>
+              <w:t xml:space="preserve"> </w:t>
+            </w:r>
+            <w:r>
+              <w:rPr>
+                <w:b/>
+                <w:bCs/>
+              </w:rPr>
+              <w:t xml:space="preserve">and</w:t>
+            </w:r>
+            <w:r>
+              <w:rPr>
+                <w:b/>
+                <w:bCs/>
+              </w:rPr>
+              <w:t xml:space="preserve"> </w:t>
+            </w:r>
+            <w:r>
+              <w:rPr>
+                <w:rStyle w:val="VerbatimChar"/>
+                <w:b/>
+                <w:bCs/>
+              </w:rPr>
+              <w:t xml:space="preserve">mouseY</w:t>
+            </w:r>
+          </w:p>
+          <w:p>
+            <w:pPr>
+              <w:pStyle w:val="BodyText"/>
+            </w:pPr>
+            <w:r>
+              <w:t xml:space="preserve">Processing always knows where your mouse is. </w:t>
+            </w:r>
+            <w:r>
+              <w:t xml:space="preserve"> </w:t>
+            </w:r>
+            <w:r>
+              <w:rPr>
+                <w:rStyle w:val="VerbatimChar"/>
+              </w:rPr>
+              <w:t xml:space="preserve">mouseX</w:t>
+            </w:r>
+            <w:r>
+              <w:t xml:space="preserve"> </w:t>
+            </w:r>
+            <w:r>
+              <w:t xml:space="preserve">is how far across the</w:t>
+            </w:r>
+            <w:r>
+              <w:t xml:space="preserve"> </w:t>
+            </w:r>
+            <w:r>
+              <w:t xml:space="preserve">window it is, and</w:t>
+            </w:r>
+            <w:r>
+              <w:t xml:space="preserve"> </w:t>
+            </w:r>
+            <w:r>
+              <w:rPr>
+                <w:rStyle w:val="VerbatimChar"/>
+              </w:rPr>
+              <w:t xml:space="preserve">mouseY</w:t>
+            </w:r>
+            <w:r>
+              <w:t xml:space="preserve"> </w:t>
+            </w:r>
+            <w:r>
+              <w:t xml:space="preserve">is how far down, measured the same way as</w:t>
+            </w:r>
+            <w:r>
+              <w:t xml:space="preserve"> </w:t>
+            </w:r>
+            <w:r>
+              <w:t xml:space="preserve">everything else since Chapter 1. </w:t>
+            </w:r>
+            <w:r>
+              <w:t xml:space="preserve"> </w:t>
+            </w:r>
+            <w:r>
+              <w:rPr>
+                <w:rStyle w:val="VerbatimChar"/>
+              </w:rPr>
+              <w:t xml:space="preserve">followMouse()</w:t>
+            </w:r>
+            <w:r>
+              <w:t xml:space="preserve"> </w:t>
+            </w:r>
+            <w:r>
+              <w:t xml:space="preserve">reads them every frame. </w:t>
+            </w:r>
+            <w:r>
+              <w:t xml:space="preserve"> </w:t>
+            </w:r>
+            <w:r>
+              <w:t xml:space="preserve">You'll use them yourself in 4.5.</w:t>
+            </w:r>
+          </w:p>
+        </w:tc>
+      </w:tr>
+    </w:tbl>
+    <w:p>
+      <w:pPr>
+        <w:spacing w:before="0" w:after="0" w:line="120" w:lineRule="exact"/>
+      </w:pPr>
+    </w:p>
+    <w:p>
+      <w:pPr>
+        <w:pStyle w:val="Heading2"/>
+      </w:pPr>
+      <w:bookmarkStart w:id="16" w:name="_43e998a7f16078aec9d9caba7f7df06d4411102"/>
+      <w:r>
+        <w:t xml:space="preserve">Step 2 - The chase speed</w:t>
+      </w:r>
+      <w:bookmarkEnd w:id="16"/>
+    </w:p>
+    <w:p>
+      <w:pPr>
+        <w:pStyle w:val="KeepWithNext"/>
+      </w:pPr>
+      <w:r>
+        <w:rPr>
+          <w:b/>
+          <w:bCs/>
+        </w:rPr>
+        <w:t xml:space="preserve">Build it.</w:t>
+      </w:r>
+      <w:r>
+        <w:t xml:space="preserve">  Change the</w:t>
+      </w:r>
+      <w:r>
+        <w:t xml:space="preserve"> </w:t>
+      </w:r>
+      <w:r>
+        <w:rPr>
+          <w:rStyle w:val="VerbatimChar"/>
+        </w:rPr>
+        <w:t xml:space="preserve">4</w:t>
+      </w:r>
+      <w:r>
+        <w:t xml:space="preserve"> </w:t>
+      </w:r>
+      <w:r>
+        <w:t xml:space="preserve">in</w:t>
+      </w:r>
+      <w:r>
+        <w:t xml:space="preserve"> </w:t>
+      </w:r>
+      <w:r>
+        <w:rPr>
+          <w:rStyle w:val="VerbatimChar"/>
+        </w:rPr>
+        <w:t xml:space="preserve">setVelocity</w:t>
+      </w:r>
+      <w:r>
+        <w:t xml:space="preserve"> </w:t>
+      </w:r>
+      <w:r>
+        <w:t xml:space="preserve">to</w:t>
+      </w:r>
+      <w:r>
+        <w:t xml:space="preserve"> </w:t>
+      </w:r>
+      <w:r>
+        <w:rPr>
+          <w:rStyle w:val="VerbatimChar"/>
+        </w:rPr>
+        <w:t xml:space="preserve">1</w:t>
+      </w:r>
+      <w:r>
+        <w:t xml:space="preserve">, and run.  Then try</w:t>
+      </w:r>
+      <w:r>
+        <w:t xml:space="preserve"> </w:t>
+      </w:r>
+      <w:r>
+        <w:rPr>
+          <w:rStyle w:val="VerbatimChar"/>
+        </w:rPr>
+        <w:t xml:space="preserve">12</w:t>
+      </w:r>
+      <w:r>
+        <w:t xml:space="preserve">.</w:t>
+      </w:r>
+    </w:p>
+    <w:tbl>
+      <w:tblPr>
+        <w:tblW w:w="9360" w:type="dxa"/>
+        <w:tblInd w:w="92" w:type="dxa"/>
+        <w:tblLayout w:type="fixed"/>
+        <w:tblBorders>
+          <w:top w:val="nil"/>
+          <w:left w:val="nil"/>
+          <w:bottom w:val="nil"/>
+          <w:right w:val="nil"/>
+          <w:insideH w:val="nil"/>
+          <w:insideV w:val="nil"/>
+        </w:tblBorders>
+        <w:tblCellMar>
+          <w:top w:w="0" w:type="dxa"/>
+          <w:left w:w="200" w:type="dxa"/>
+          <w:bottom w:w="0" w:type="dxa"/>
+          <w:right w:w="200" w:type="dxa"/>
+        </w:tblCellMar>
+        <w:tblLook w:val="0000" w:firstRow="0" w:lastRow="0" w:firstColumn="0" w:lastColumn="0" w:noHBand="1" w:noVBand="1"/>
+      </w:tblPr>
+      <w:tblGrid>
+        <w:gridCol w:w="9360"/>
+      </w:tblGrid>
+      <w:tr>
+        <w:trPr>
+          <w:cantSplit/>
+        </w:trPr>
+        <w:tc>
+          <w:tcPr>
+            <w:tcW w:w="9360" w:type="dxa"/>
+            <w:tcBorders>
+              <w:top w:val="single" w:sz="4" w:space="0" w:color="C2E6D1"/>
+              <w:left w:val="single" w:sz="36" w:space="0" w:color="1D7A44"/>
+              <w:bottom w:val="single" w:sz="4" w:space="0" w:color="C2E6D1"/>
+              <w:right w:val="single" w:sz="4" w:space="0" w:color="C2E6D1"/>
+            </w:tcBorders>
+            <w:shd w:val="clear" w:color="auto" w:fill="F1FBF5"/>
+            <w:tcMar>
+              <w:top w:w="60" w:type="dxa"/>
+              <w:bottom w:w="60" w:type="dxa"/>
+            </w:tcMar>
+          </w:tcPr>
+          <w:p>
+            <w:pPr>
+              <w:pStyle w:val="FirstParagraph"/>
+            </w:pPr>
+            <w:r>
+              <w:rPr>
+                <w:b/>
+                <w:bCs/>
+              </w:rPr>
+              <w:t xml:space="preserve">Check.</w:t>
+            </w:r>
+            <w:r>
+              <w:t xml:space="preserve">  At</w:t>
+            </w:r>
+            <w:r>
+              <w:t xml:space="preserve"> </w:t>
+            </w:r>
+            <w:r>
+              <w:rPr>
+                <w:rStyle w:val="VerbatimChar"/>
+              </w:rPr>
+              <w:t xml:space="preserve">1</w:t>
+            </w:r>
+            <w:r>
+              <w:t xml:space="preserve"> </w:t>
+            </w:r>
+            <w:r>
+              <w:t xml:space="preserve">your character creeps after the mouse.  At</w:t>
+            </w:r>
+            <w:r>
+              <w:t xml:space="preserve"> </w:t>
+            </w:r>
+            <w:r>
+              <w:rPr>
+                <w:rStyle w:val="VerbatimChar"/>
+              </w:rPr>
+              <w:t xml:space="preserve">12</w:t>
+            </w:r>
+            <w:r>
+              <w:t xml:space="preserve"> </w:t>
+            </w:r>
+            <w:r>
+              <w:t xml:space="preserve">it jumps to</w:t>
+            </w:r>
+            <w:r>
+              <w:t xml:space="preserve"> </w:t>
+            </w:r>
+            <w:r>
+              <w:t xml:space="preserve">it.</w:t>
+            </w:r>
+          </w:p>
+        </w:tc>
+      </w:tr>
+    </w:tbl>
+    <w:p>
+      <w:pPr>
+        <w:spacing w:before="0" w:after="0" w:line="120" w:lineRule="exact"/>
+      </w:pPr>
+    </w:p>
+    <w:p>
+      <w:pPr>
+        <w:pStyle w:val="KeepWithNext"/>
+      </w:pPr>
+      <w:r>
+        <w:rPr>
+          <w:rStyle w:val="VerbatimChar"/>
+        </w:rPr>
+        <w:t xml:space="preserve">followMouse()</w:t>
+      </w:r>
+      <w:r>
+        <w:t xml:space="preserve"> </w:t>
+      </w:r>
+      <w:r>
+        <w:t xml:space="preserve">uses the</w:t>
+      </w:r>
+      <w:r>
+        <w:t xml:space="preserve"> </w:t>
+      </w:r>
+      <w:r>
+        <w:rPr>
+          <w:b/>
+          <w:bCs/>
+        </w:rPr>
+        <w:t xml:space="preserve">size</w:t>
+      </w:r>
+      <w:r>
+        <w:t xml:space="preserve"> </w:t>
+      </w:r>
+      <w:r>
+        <w:t xml:space="preserve">of your velocity as its chase speed, and</w:t>
+      </w:r>
+      <w:r>
+        <w:t xml:space="preserve"> </w:t>
+      </w:r>
+      <w:r>
+        <w:t xml:space="preserve">ignores which way the velocity points. </w:t>
+      </w:r>
+      <w:r>
+        <w:t xml:space="preserve"> </w:t>
+      </w:r>
+      <w:r>
+        <w:rPr>
+          <w:rStyle w:val="VerbatimChar"/>
+        </w:rPr>
+        <w:t xml:space="preserve">setVelocity(5, 0)</w:t>
+      </w:r>
+      <w:r>
+        <w:t xml:space="preserve"> </w:t>
+      </w:r>
+      <w:r>
+        <w:t xml:space="preserve">and</w:t>
+      </w:r>
+      <w:r>
+        <w:t xml:space="preserve"> </w:t>
+      </w:r>
+      <w:r>
+        <w:rPr>
+          <w:rStyle w:val="VerbatimChar"/>
+        </w:rPr>
+        <w:t xml:space="preserve">setVelocity(0, 5)</w:t>
+      </w:r>
+      <w:r>
+        <w:t xml:space="preserve"> </w:t>
+      </w:r>
+      <w:r>
+        <w:t xml:space="preserve">chase at exactly the same speed.</w:t>
+      </w:r>
+    </w:p>
+    <w:tbl>
+      <w:tblPr>
+        <w:tblW w:w="9360" w:type="dxa"/>
+        <w:tblInd w:w="92" w:type="dxa"/>
+        <w:tblLayout w:type="fixed"/>
+        <w:tblBorders>
+          <w:top w:val="nil"/>
+          <w:left w:val="nil"/>
+          <w:bottom w:val="nil"/>
+          <w:right w:val="nil"/>
+          <w:insideH w:val="nil"/>
+          <w:insideV w:val="nil"/>
+        </w:tblBorders>
+        <w:tblCellMar>
+          <w:top w:w="0" w:type="dxa"/>
+          <w:left w:w="200" w:type="dxa"/>
+          <w:bottom w:w="0" w:type="dxa"/>
+          <w:right w:w="200" w:type="dxa"/>
+        </w:tblCellMar>
+        <w:tblLook w:val="0000" w:firstRow="0" w:lastRow="0" w:firstColumn="0" w:lastColumn="0" w:noHBand="1" w:noVBand="1"/>
+      </w:tblPr>
+      <w:tblGrid>
+        <w:gridCol w:w="9360"/>
+      </w:tblGrid>
+      <w:tr>
+        <w:trPr>
+          <w:cantSplit/>
+        </w:trPr>
+        <w:tc>
+          <w:tcPr>
+            <w:tcW w:w="9360" w:type="dxa"/>
+            <w:tcBorders>
+              <w:top w:val="single" w:sz="4" w:space="0" w:color="F0C9C4"/>
+              <w:left w:val="single" w:sz="36" w:space="0" w:color="B4382C"/>
+              <w:bottom w:val="single" w:sz="4" w:space="0" w:color="F0C9C4"/>
+              <w:right w:val="single" w:sz="4" w:space="0" w:color="F0C9C4"/>
+            </w:tcBorders>
+            <w:shd w:val="clear" w:color="auto" w:fill="FDF2F1"/>
+            <w:tcMar>
+              <w:top w:w="60" w:type="dxa"/>
+              <w:bottom w:w="60" w:type="dxa"/>
+            </w:tcMar>
+          </w:tcPr>
+          <w:p>
+            <w:pPr>
+              <w:pStyle w:val="BodyText"/>
+            </w:pPr>
+            <w:r>
+              <w:rPr>
+                <w:b/>
+                <w:bCs/>
+              </w:rPr>
+              <w:t xml:space="preserve">Watch out.</w:t>
+            </w:r>
+            <w:r>
+              <w:t xml:space="preserve">  With a velocity of</w:t>
+            </w:r>
+            <w:r>
+              <w:t xml:space="preserve"> </w:t>
+            </w:r>
+            <w:r>
+              <w:rPr>
+                <w:rStyle w:val="VerbatimChar"/>
+              </w:rPr>
+              <w:t xml:space="preserve">(0, 0)</w:t>
+            </w:r>
+            <w:r>
+              <w:t xml:space="preserve">, or no</w:t>
+            </w:r>
+            <w:r>
+              <w:t xml:space="preserve"> </w:t>
+            </w:r>
+            <w:r>
+              <w:rPr>
+                <w:rStyle w:val="VerbatimChar"/>
+              </w:rPr>
+              <w:t xml:space="preserve">setVelocity()</w:t>
+            </w:r>
+            <w:r>
+              <w:t xml:space="preserve"> </w:t>
+            </w:r>
+            <w:r>
+              <w:t xml:space="preserve">at all,</w:t>
+            </w:r>
+            <w:r>
+              <w:t xml:space="preserve"> </w:t>
+            </w:r>
+            <w:r>
+              <w:rPr>
+                <w:rStyle w:val="VerbatimChar"/>
+              </w:rPr>
+              <w:t xml:space="preserve">followMouse()</w:t>
+            </w:r>
+            <w:r>
+              <w:t xml:space="preserve"> </w:t>
+            </w:r>
+            <w:r>
+              <w:t xml:space="preserve">moves your character zero pixels, and it looks broken.  When</w:t>
+            </w:r>
+            <w:r>
+              <w:t xml:space="preserve"> </w:t>
+            </w:r>
+            <w:r>
+              <w:t xml:space="preserve">your character ignores the mouse, check</w:t>
+            </w:r>
+            <w:r>
+              <w:t xml:space="preserve"> </w:t>
+            </w:r>
+            <w:r>
+              <w:rPr>
+                <w:rStyle w:val="VerbatimChar"/>
+              </w:rPr>
+              <w:t xml:space="preserve">setup()</w:t>
+            </w:r>
+            <w:r>
+              <w:t xml:space="preserve"> </w:t>
+            </w:r>
+            <w:r>
+              <w:t xml:space="preserve">for a velocity first.</w:t>
+            </w:r>
+          </w:p>
+        </w:tc>
+      </w:tr>
+    </w:tbl>
+    <w:p>
+      <w:pPr>
+        <w:spacing w:before="0" w:after="0" w:line="120" w:lineRule="exact"/>
+      </w:pPr>
+    </w:p>
+    <w:tbl>
+      <w:tblPr>
+        <w:tblW w:w="9360" w:type="dxa"/>
+        <w:tblInd w:w="92" w:type="dxa"/>
+        <w:tblLayout w:type="fixed"/>
+        <w:tblBorders>
+          <w:top w:val="nil"/>
+          <w:left w:val="nil"/>
+          <w:bottom w:val="nil"/>
+          <w:right w:val="nil"/>
+          <w:insideH w:val="nil"/>
+          <w:insideV w:val="nil"/>
+        </w:tblBorders>
+        <w:tblCellMar>
+          <w:top w:w="0" w:type="dxa"/>
+          <w:left w:w="200" w:type="dxa"/>
+          <w:bottom w:w="0" w:type="dxa"/>
+          <w:right w:w="200" w:type="dxa"/>
+        </w:tblCellMar>
+        <w:tblLook w:val="0000" w:firstRow="0" w:lastRow="0" w:firstColumn="0" w:lastColumn="0" w:noHBand="1" w:noVBand="1"/>
+      </w:tblPr>
+      <w:tblGrid>
+        <w:gridCol w:w="9360"/>
+      </w:tblGrid>
+      <w:tr>
+        <w:trPr>
+          <w:cantSplit/>
+        </w:trPr>
+        <w:tc>
+          <w:tcPr>
+            <w:tcW w:w="9360" w:type="dxa"/>
+            <w:tcBorders>
+              <w:top w:val="single" w:sz="4" w:space="0" w:color="F0C9C4"/>
+              <w:left w:val="single" w:sz="36" w:space="0" w:color="B4382C"/>
+              <w:bottom w:val="single" w:sz="4" w:space="0" w:color="F0C9C4"/>
+              <w:right w:val="single" w:sz="4" w:space="0" w:color="F0C9C4"/>
+            </w:tcBorders>
+            <w:shd w:val="clear" w:color="auto" w:fill="FDF2F1"/>
+            <w:tcMar>
+              <w:top w:w="60" w:type="dxa"/>
+              <w:bottom w:w="60" w:type="dxa"/>
+            </w:tcMar>
+          </w:tcPr>
+          <w:p>
+            <w:pPr>
+              <w:pStyle w:val="BodyText"/>
+            </w:pPr>
+            <w:r>
+              <w:rPr>
+                <w:b/>
+                <w:bCs/>
+              </w:rPr>
+              <w:t xml:space="preserve">Watch out.</w:t>
+            </w:r>
+            <w:r>
+              <w:t xml:space="preserve">  Use</w:t>
+            </w:r>
+            <w:r>
+              <w:t xml:space="preserve"> </w:t>
+            </w:r>
+            <w:r>
+              <w:rPr>
+                <w:rStyle w:val="VerbatimChar"/>
+              </w:rPr>
+              <w:t xml:space="preserve">followMouse()</w:t>
+            </w:r>
+            <w:r>
+              <w:t xml:space="preserve"> </w:t>
+            </w:r>
+            <w:r>
+              <w:rPr>
+                <w:i/>
+                <w:iCs/>
+              </w:rPr>
+              <w:t xml:space="preserve">or</w:t>
+            </w:r>
+            <w:r>
+              <w:t xml:space="preserve"> </w:t>
+            </w:r>
+            <w:r>
+              <w:rPr>
+                <w:rStyle w:val="VerbatimChar"/>
+              </w:rPr>
+              <w:t xml:space="preserve">move()</w:t>
+            </w:r>
+            <w:r>
+              <w:t xml:space="preserve">, one or the other. </w:t>
+            </w:r>
+            <w:r>
+              <w:t xml:space="preserve"> </w:t>
+            </w:r>
+            <w:r>
+              <w:rPr>
+                <w:rStyle w:val="VerbatimChar"/>
+              </w:rPr>
+              <w:t xml:space="preserve">followMouse()</w:t>
+            </w:r>
+            <w:r>
+              <w:t xml:space="preserve"> </w:t>
+            </w:r>
+            <w:r>
+              <w:t xml:space="preserve">moves the character itself.  With both,</w:t>
+            </w:r>
+            <w:r>
+              <w:t xml:space="preserve"> </w:t>
+            </w:r>
+            <w:r>
+              <w:rPr>
+                <w:rStyle w:val="VerbatimChar"/>
+              </w:rPr>
+              <w:t xml:space="preserve">followMouse()</w:t>
+            </w:r>
+            <w:r>
+              <w:t xml:space="preserve"> </w:t>
+            </w:r>
+            <w:r>
+              <w:t xml:space="preserve">pulls</w:t>
+            </w:r>
+            <w:r>
+              <w:t xml:space="preserve"> </w:t>
+            </w:r>
+            <w:r>
+              <w:t xml:space="preserve">it toward the mouse, and</w:t>
+            </w:r>
+            <w:r>
+              <w:t xml:space="preserve"> </w:t>
+            </w:r>
+            <w:r>
+              <w:rPr>
+                <w:rStyle w:val="VerbatimChar"/>
+              </w:rPr>
+              <w:t xml:space="preserve">move()</w:t>
+            </w:r>
+            <w:r>
+              <w:t xml:space="preserve"> </w:t>
+            </w:r>
+            <w:r>
+              <w:t xml:space="preserve">pushes it to the right by its velocity, every</w:t>
+            </w:r>
+            <w:r>
+              <w:t xml:space="preserve"> </w:t>
+            </w:r>
+            <w:r>
+              <w:t xml:space="preserve">frame.  Your character curves over and parks just to the right of the mouse,</w:t>
+            </w:r>
+            <w:r>
+              <w:t xml:space="preserve"> </w:t>
+            </w:r>
+            <w:r>
+              <w:t xml:space="preserve">where the pull and the push cancel out.</w:t>
+            </w:r>
+          </w:p>
+        </w:tc>
+      </w:tr>
+    </w:tbl>
+    <w:p>
+      <w:pPr>
+        <w:spacing w:before="0" w:after="0" w:line="120" w:lineRule="exact"/>
+      </w:pPr>
+    </w:p>
+    <w:p>
+      <w:pPr>
+        <w:pStyle w:val="Screenshot"/>
+      </w:pPr>
+      <w:r>
+        <w:drawing>
+          <wp:inline>
+            <wp:extent cx="3108960" cy="2331720"/>
+            <wp:effectExtent b="0" l="0" r="0" t="0"/>
+            <wp:docPr descr="" title="" id="18" name="Picture"/>
+            <a:graphic>
+              <a:graphicData uri="http://schemas.openxmlformats.org/drawingml/2006/picture">
+                <pic:pic>
+                  <pic:nvPicPr>
+                    <pic:cNvPr descr="lessons/chapters/screenshots/ch04_Both.png" id="19" name="Picture"/>
+                    <pic:cNvPicPr>
+                      <a:picLocks noChangeArrowheads="1" noChangeAspect="1"/>
+                    </pic:cNvPicPr>
+                  </pic:nvPicPr>
+                  <pic:blipFill>
+                    <a:blip r:embed="rId17"/>
+                    <a:stretch>
+                      <a:fillRect/>
+                    </a:stretch>
+                  </pic:blipFill>
+                  <pic:spPr bwMode="auto">
+                    <a:xfrm>
+                      <a:off x="0" y="0"/>
+                      <a:ext cx="3108960" cy="2331720"/>
+                    </a:xfrm>
+                    <a:prstGeom prst="rect">
+                      <a:avLst/>
+                    </a:prstGeom>
+                    <a:noFill/>
+                    <a:ln w="9525">
+                      <a:solidFill>
+                        <a:srgbClr val="C9D8E8"/>
+                      </a:solidFill>
+                      <a:headEnd/>
+                      <a:tailEnd/>
+                    </a:ln>
+                  </pic:spPr>
+                </pic:pic>
+              </a:graphicData>
+            </a:graphic>
+          </wp:inline>
+        </w:drawing>
+      </w:r>
+    </w:p>
+    <w:p>
+      <w:pPr>
+        <w:pStyle w:val="ScreenshotCaption"/>
+      </w:pPr>
+      <w:r>
+        <w:rPr>
+          <w:rStyle w:val="VerbatimChar"/>
+        </w:rPr>
+        <w:t xml:space="preserve">followMouse()</w:t>
+      </w:r>
+      <w:r>
+        <w:t xml:space="preserve"> </w:t>
+      </w:r>
+      <w:r>
+        <w:t xml:space="preserve">and</w:t>
+      </w:r>
+      <w:r>
+        <w:t xml:space="preserve"> </w:t>
+      </w:r>
+      <w:r>
+        <w:rPr>
+          <w:rStyle w:val="VerbatimChar"/>
+        </w:rPr>
+        <w:t xml:space="preserve">move()</w:t>
+      </w:r>
+      <w:r>
+        <w:t xml:space="preserve"> </w:t>
+      </w:r>
+      <w:r>
+        <w:t xml:space="preserve">together.  It never quite gets</w:t>
+      </w:r>
+      <w:r>
+        <w:t xml:space="preserve"> </w:t>
+      </w:r>
+      <w:r>
+        <w:t xml:space="preserve">to the mouse at</w:t>
+      </w:r>
+      <w:r>
+        <w:t xml:space="preserve"> </w:t>
+      </w:r>
+      <w:r>
+        <w:rPr>
+          <w:rStyle w:val="VerbatimChar"/>
+        </w:rPr>
+        <w:t xml:space="preserve">(650, 450)</w:t>
+      </w:r>
+      <w:r>
+        <w:t xml:space="preserve">.</w:t>
+      </w:r>
+    </w:p>
+    <w:p>
+      <w:pPr>
+        <w:pStyle w:val="Heading1"/>
+      </w:pPr>
+      <w:bookmarkStart w:id="20" w:name="_7a611ef11ea46a5a2e7f945d7579ed716920d7c"/>
+      <w:r>
+        <w:t xml:space="preserve">Part Three - Option B:  the arrow keys</w:t>
+      </w:r>
+      <w:bookmarkEnd w:id="20"/>
+    </w:p>
+    <w:p>
+      <w:pPr>
+        <w:pStyle w:val="Heading2"/>
+      </w:pPr>
+      <w:bookmarkStart w:id="21" w:name="_6d8ad83fef599dd509cf2e3bebd524f3216c10c"/>
+      <w:r>
+        <w:t xml:space="preserve">Step 3 - Back to</w:t>
+      </w:r>
+      <w:r>
+        <w:t xml:space="preserve"> </w:t>
+      </w:r>
+      <w:r>
+        <w:rPr>
+          <w:rStyle w:val="HeadingCode"/>
+        </w:rPr>
+        <w:t xml:space="preserve">move()</w:t>
+      </w:r>
+      <w:bookmarkEnd w:id="21"/>
+    </w:p>
+    <w:p>
+      <w:pPr>
+        <w:pStyle w:val="KeepWithNext"/>
+      </w:pPr>
+      <w:r>
+        <w:rPr>
+          <w:b/>
+          <w:bCs/>
+        </w:rPr>
+        <w:t xml:space="preserve">Build it.</w:t>
+      </w:r>
+      <w:r>
+        <w:t xml:space="preserve">  Comment out the</w:t>
+      </w:r>
+      <w:r>
+        <w:t xml:space="preserve"> </w:t>
+      </w:r>
+      <w:r>
+        <w:rPr>
+          <w:rStyle w:val="VerbatimChar"/>
+        </w:rPr>
+        <w:t xml:space="preserve">followMouse()</w:t>
+      </w:r>
+      <w:r>
+        <w:t xml:space="preserve"> </w:t>
+      </w:r>
+      <w:r>
+        <w:t xml:space="preserve">line, and put</w:t>
+      </w:r>
+      <w:r>
+        <w:t xml:space="preserve"> </w:t>
+      </w:r>
+      <w:r>
+        <w:rPr>
+          <w:rStyle w:val="VerbatimChar"/>
+        </w:rPr>
+        <w:t xml:space="preserve">player.move();</w:t>
+      </w:r>
+      <w:r>
+        <w:t xml:space="preserve"> </w:t>
+      </w:r>
+      <w:r>
+        <w:t xml:space="preserve">back, above</w:t>
+      </w:r>
+      <w:r>
+        <w:t xml:space="preserve"> </w:t>
+      </w:r>
+      <w:r>
+        <w:rPr>
+          <w:rStyle w:val="VerbatimChar"/>
+        </w:rPr>
+        <w:t xml:space="preserve">drawSprite()</w:t>
+      </w:r>
+      <w:r>
+        <w:t xml:space="preserve">:</w:t>
+      </w:r>
+    </w:p>
+    <w:p>
+      <w:pPr>
+        <w:pStyle w:val="SourceCode"/>
+      </w:pPr>
+      <w:r>
+        <w:rPr>
+          <w:rStyle w:val="DataTypeTok"/>
+        </w:rPr>
+        <w:t xml:space="preserve">void</w:t>
+      </w:r>
+      <w:r>
+        <w:rPr>
+          <w:rStyle w:val="NormalTok"/>
+        </w:rPr>
+        <w:t xml:space="preserve"> </w:t>
+      </w:r>
+      <w:r>
+        <w:rPr>
+          <w:rStyle w:val="FunctionTok"/>
+        </w:rPr>
+        <w:t xml:space="preserve">draw</w:t>
+      </w:r>
+      <w:r>
+        <w:rPr>
+          <w:rStyle w:val="OperatorTok"/>
+        </w:rPr>
+        <w:t xml:space="preserve">()</w:t>
+      </w:r>
+      <w:r>
+        <w:rPr>
+          <w:rStyle w:val="NormalTok"/>
+        </w:rPr>
+        <w:t xml:space="preserve"> </w:t>
+      </w:r>
+      <w:r>
+        <w:rPr>
+          <w:rStyle w:val="OperatorTok"/>
+        </w:rPr>
+        <w:t xml:space="preserve">{</w:t>
+      </w:r>
+      <w:r>
+        <w:br/>
+      </w:r>
+      <w:r>
+        <w:rPr>
+          <w:rStyle w:val="NormalTok"/>
+        </w:rPr>
+        <w:t xml:space="preserve">  </w:t>
+      </w:r>
+      <w:r>
+        <w:rPr>
+          <w:rStyle w:val="FunctionTok"/>
+        </w:rPr>
+        <w:t xml:space="preserve">background</w:t>
+      </w:r>
+      <w:r>
+        <w:rPr>
+          <w:rStyle w:val="OperatorTok"/>
+        </w:rPr>
+        <w:t xml:space="preserve">(</w:t>
+      </w:r>
+      <w:r>
+        <w:rPr>
+          <w:rStyle w:val="DecValTok"/>
+        </w:rPr>
+        <w:t xml:space="preserve">240</w:t>
+      </w:r>
+      <w:r>
+        <w:rPr>
+          <w:rStyle w:val="OperatorTok"/>
+        </w:rPr>
+        <w:t xml:space="preserve">);</w:t>
+      </w:r>
+      <w:r>
+        <w:br/>
+      </w:r>
+      <w:r>
+        <w:rPr>
+          <w:rStyle w:val="NormalTok"/>
+        </w:rPr>
+        <w:t xml:space="preserve">  </w:t>
+      </w:r>
+      <w:r>
+        <w:rPr>
+          <w:rStyle w:val="CommentTok"/>
+        </w:rPr>
+        <w:t xml:space="preserve">// player.followMouse();</w:t>
+      </w:r>
+      <w:r>
+        <w:br/>
+      </w:r>
+      <w:r>
+        <w:rPr>
+          <w:rStyle w:val="NormalTok"/>
+        </w:rPr>
+        <w:t xml:space="preserve">  player</w:t>
+      </w:r>
+      <w:r>
+        <w:rPr>
+          <w:rStyle w:val="OperatorTok"/>
+        </w:rPr>
+        <w:t xml:space="preserve">.</w:t>
+      </w:r>
+      <w:r>
+        <w:rPr>
+          <w:rStyle w:val="FunctionTok"/>
+        </w:rPr>
+        <w:t xml:space="preserve">move</w:t>
+      </w:r>
+      <w:r>
+        <w:rPr>
+          <w:rStyle w:val="OperatorTok"/>
+        </w:rPr>
+        <w:t xml:space="preserve">();</w:t>
+      </w:r>
+      <w:r>
+        <w:br/>
+      </w:r>
+      <w:r>
+        <w:rPr>
+          <w:rStyle w:val="NormalTok"/>
+        </w:rPr>
+        <w:t xml:space="preserve">  player</w:t>
+      </w:r>
+      <w:r>
+        <w:rPr>
+          <w:rStyle w:val="OperatorTok"/>
+        </w:rPr>
+        <w:t xml:space="preserve">.</w:t>
+      </w:r>
+      <w:r>
+        <w:rPr>
+          <w:rStyle w:val="FunctionTok"/>
+        </w:rPr>
+        <w:t xml:space="preserve">drawSprite</w:t>
+      </w:r>
+      <w:r>
+        <w:rPr>
+          <w:rStyle w:val="OperatorTok"/>
+        </w:rPr>
+        <w:t xml:space="preserve">();</w:t>
+      </w:r>
+      <w:r>
+        <w:br/>
+      </w:r>
+      <w:r>
+        <w:rPr>
+          <w:rStyle w:val="OperatorTok"/>
+        </w:rPr>
+        <w:t xml:space="preserve">}</w:t>
+      </w:r>
+    </w:p>
+    <w:p>
+      <w:pPr>
+        <w:pStyle w:val="FirstParagraph"/>
+      </w:pPr>
+      <w:r>
+        <w:t xml:space="preserve">Keep the</w:t>
+      </w:r>
+      <w:r>
+        <w:t xml:space="preserve"> </w:t>
+      </w:r>
+      <w:r>
+        <w:rPr>
+          <w:rStyle w:val="VerbatimChar"/>
+        </w:rPr>
+        <w:t xml:space="preserve">setVelocity(4, 0)</w:t>
+      </w:r>
+      <w:r>
+        <w:t xml:space="preserve"> </w:t>
+      </w:r>
+      <w:r>
+        <w:t xml:space="preserve">in</w:t>
+      </w:r>
+      <w:r>
+        <w:t xml:space="preserve"> </w:t>
+      </w:r>
+      <w:r>
+        <w:rPr>
+          <w:rStyle w:val="VerbatimChar"/>
+        </w:rPr>
+        <w:t xml:space="preserve">setup()</w:t>
+      </w:r>
+      <w:r>
+        <w:t xml:space="preserve">.</w:t>
+      </w:r>
+    </w:p>
+    <w:p>
+      <w:pPr>
+        <w:pStyle w:val="Heading2"/>
+      </w:pPr>
+      <w:bookmarkStart w:id="22" w:name="_830f4f934e65f0c2331d37b54cb2ffc4f2a7dfc"/>
+      <w:r>
+        <w:t xml:space="preserve">Step 4 - A function for when a key goes down</w:t>
+      </w:r>
+      <w:bookmarkEnd w:id="22"/>
+    </w:p>
+    <w:p>
+      <w:pPr>
+        <w:pStyle w:val="KeepWithNext"/>
+      </w:pPr>
+      <w:r>
+        <w:rPr>
+          <w:b/>
+          <w:bCs/>
+        </w:rPr>
+        <w:t xml:space="preserve">Build it.</w:t>
+      </w:r>
+      <w:r>
+        <w:t xml:space="preserve">  At the very bottom of your sketch, after the closing brace of</w:t>
+      </w:r>
+      <w:r>
+        <w:t xml:space="preserve"> </w:t>
+      </w:r>
+      <w:r>
+        <w:rPr>
+          <w:rStyle w:val="VerbatimChar"/>
+        </w:rPr>
+        <w:t xml:space="preserve">draw()</w:t>
+      </w:r>
+      <w:r>
+        <w:t xml:space="preserve">, add a new function:</w:t>
+      </w:r>
+    </w:p>
+    <w:p>
+      <w:pPr>
+        <w:pStyle w:val="SourceCode"/>
+      </w:pPr>
+      <w:r>
+        <w:rPr>
+          <w:rStyle w:val="CommentTok"/>
+        </w:rPr>
+        <w:t xml:space="preserve">// Arrow keys control the character</w:t>
+      </w:r>
+      <w:r>
+        <w:br/>
+      </w:r>
+      <w:r>
+        <w:rPr>
+          <w:rStyle w:val="DataTypeTok"/>
+        </w:rPr>
+        <w:t xml:space="preserve">void</w:t>
+      </w:r>
+      <w:r>
+        <w:rPr>
+          <w:rStyle w:val="NormalTok"/>
+        </w:rPr>
+        <w:t xml:space="preserve"> </w:t>
+      </w:r>
+      <w:r>
+        <w:rPr>
+          <w:rStyle w:val="FunctionTok"/>
+        </w:rPr>
+        <w:t xml:space="preserve">keyPressed</w:t>
+      </w:r>
+      <w:r>
+        <w:rPr>
+          <w:rStyle w:val="OperatorTok"/>
+        </w:rPr>
+        <w:t xml:space="preserve">()</w:t>
+      </w:r>
+      <w:r>
+        <w:rPr>
+          <w:rStyle w:val="NormalTok"/>
+        </w:rPr>
+        <w:t xml:space="preserve"> </w:t>
+      </w:r>
+      <w:r>
+        <w:rPr>
+          <w:rStyle w:val="OperatorTok"/>
+        </w:rPr>
+        <w:t xml:space="preserve">{</w:t>
+      </w:r>
+      <w:r>
+        <w:br/>
+      </w:r>
+      <w:r>
+        <w:rPr>
+          <w:rStyle w:val="NormalTok"/>
+        </w:rPr>
+        <w:t xml:space="preserve">  player</w:t>
+      </w:r>
+      <w:r>
+        <w:rPr>
+          <w:rStyle w:val="OperatorTok"/>
+        </w:rPr>
+        <w:t xml:space="preserve">.</w:t>
+      </w:r>
+      <w:r>
+        <w:rPr>
+          <w:rStyle w:val="FunctionTok"/>
+        </w:rPr>
+        <w:t xml:space="preserve">keyboardControl</w:t>
+      </w:r>
+      <w:r>
+        <w:rPr>
+          <w:rStyle w:val="OperatorTok"/>
+        </w:rPr>
+        <w:t xml:space="preserve">();</w:t>
+      </w:r>
+      <w:r>
+        <w:br/>
+      </w:r>
+      <w:r>
+        <w:rPr>
+          <w:rStyle w:val="OperatorTok"/>
+        </w:rPr>
+        <w:t xml:space="preserve">}</w:t>
+      </w:r>
+    </w:p>
+    <w:tbl>
+      <w:tblPr>
+        <w:tblW w:w="9360" w:type="dxa"/>
+        <w:tblInd w:w="92" w:type="dxa"/>
+        <w:tblLayout w:type="fixed"/>
+        <w:tblBorders>
+          <w:top w:val="nil"/>
+          <w:left w:val="nil"/>
+          <w:bottom w:val="nil"/>
+          <w:right w:val="nil"/>
+          <w:insideH w:val="nil"/>
+          <w:insideV w:val="nil"/>
+        </w:tblBorders>
+        <w:tblCellMar>
+          <w:top w:w="0" w:type="dxa"/>
+          <w:left w:w="200" w:type="dxa"/>
+          <w:bottom w:w="0" w:type="dxa"/>
+          <w:right w:w="200" w:type="dxa"/>
+        </w:tblCellMar>
+        <w:tblLook w:val="0000" w:firstRow="0" w:lastRow="0" w:firstColumn="0" w:lastColumn="0" w:noHBand="1" w:noVBand="1"/>
+      </w:tblPr>
+      <w:tblGrid>
+        <w:gridCol w:w="9360"/>
+      </w:tblGrid>
+      <w:tr>
+        <w:trPr>
+          <w:cantSplit/>
+        </w:trPr>
+        <w:tc>
+          <w:tcPr>
+            <w:tcW w:w="9360" w:type="dxa"/>
+            <w:tcBorders>
+              <w:top w:val="single" w:sz="4" w:space="0" w:color="CFE0F3"/>
+              <w:left w:val="single" w:sz="36" w:space="0" w:color="2B6CB0"/>
+              <w:bottom w:val="single" w:sz="4" w:space="0" w:color="CFE0F3"/>
+              <w:right w:val="single" w:sz="4" w:space="0" w:color="CFE0F3"/>
+            </w:tcBorders>
+            <w:shd w:val="clear" w:color="auto" w:fill="F2F7FD"/>
+            <w:tcMar>
+              <w:top w:w="60" w:type="dxa"/>
+              <w:bottom w:w="60" w:type="dxa"/>
+            </w:tcMar>
+          </w:tcPr>
+          <w:p>
+            <w:pPr>
+              <w:pStyle w:val="FirstParagraph"/>
+            </w:pPr>
+            <w:r>
+              <w:rPr>
+                <w:b/>
+                <w:bCs/>
+              </w:rPr>
+              <w:t xml:space="preserve">Aside:  event functions</w:t>
+            </w:r>
+          </w:p>
+          <w:p>
+            <w:pPr>
+              <w:pStyle w:val="BodyText"/>
+            </w:pPr>
+            <w:r>
+              <w:rPr>
+                <w:rStyle w:val="VerbatimChar"/>
+              </w:rPr>
+              <w:t xml:space="preserve">keyPressed()</w:t>
+            </w:r>
+            <w:r>
+              <w:t xml:space="preserve"> </w:t>
+            </w:r>
+            <w:r>
+              <w:t xml:space="preserve">is an</w:t>
+            </w:r>
+            <w:r>
+              <w:t xml:space="preserve"> </w:t>
+            </w:r>
+            <w:r>
+              <w:rPr>
+                <w:b/>
+                <w:bCs/>
+              </w:rPr>
+              <w:t xml:space="preserve">event function</w:t>
+            </w:r>
+            <w:r>
+              <w:t xml:space="preserve">.  You write it, and Processing calls</w:t>
+            </w:r>
+            <w:r>
+              <w:t xml:space="preserve"> </w:t>
+            </w:r>
+            <w:r>
+              <w:t xml:space="preserve">it for you, every time a key goes down.  Its name has to be exactly</w:t>
+            </w:r>
+            <w:r>
+              <w:t xml:space="preserve"> </w:t>
+            </w:r>
+            <w:r>
+              <w:rPr>
+                <w:rStyle w:val="VerbatimChar"/>
+              </w:rPr>
+              <w:t xml:space="preserve">keyPressed</w:t>
+            </w:r>
+            <w:r>
+              <w:t xml:space="preserve">, the same way</w:t>
+            </w:r>
+            <w:r>
+              <w:t xml:space="preserve"> </w:t>
+            </w:r>
+            <w:r>
+              <w:rPr>
+                <w:rStyle w:val="VerbatimChar"/>
+              </w:rPr>
+              <w:t xml:space="preserve">setup</w:t>
+            </w:r>
+            <w:r>
+              <w:t xml:space="preserve"> </w:t>
+            </w:r>
+            <w:r>
+              <w:t xml:space="preserve">and</w:t>
+            </w:r>
+            <w:r>
+              <w:t xml:space="preserve"> </w:t>
+            </w:r>
+            <w:r>
+              <w:rPr>
+                <w:rStyle w:val="VerbatimChar"/>
+              </w:rPr>
+              <w:t xml:space="preserve">draw</w:t>
+            </w:r>
+            <w:r>
+              <w:t xml:space="preserve"> </w:t>
+            </w:r>
+            <w:r>
+              <w:t xml:space="preserve">have to be spelled exactly. </w:t>
+            </w:r>
+            <w:r>
+              <w:t xml:space="preserve"> </w:t>
+            </w:r>
+            <w:r>
+              <w:t xml:space="preserve">There's one for the mouse, too: </w:t>
+            </w:r>
+            <w:r>
+              <w:t xml:space="preserve"> </w:t>
+            </w:r>
+            <w:r>
+              <w:rPr>
+                <w:rStyle w:val="VerbatimChar"/>
+              </w:rPr>
+              <w:t xml:space="preserve">mousePressed()</w:t>
+            </w:r>
+            <w:r>
+              <w:t xml:space="preserve"> </w:t>
+            </w:r>
+            <w:r>
+              <w:t xml:space="preserve">runs once, each time you</w:t>
+            </w:r>
+            <w:r>
+              <w:t xml:space="preserve"> </w:t>
+            </w:r>
+            <w:r>
+              <w:t xml:space="preserve">click.</w:t>
+            </w:r>
+          </w:p>
+        </w:tc>
+      </w:tr>
+    </w:tbl>
+    <w:p>
+      <w:pPr>
+        <w:spacing w:before="0" w:after="0" w:line="120" w:lineRule="exact"/>
+      </w:pPr>
+    </w:p>
+    <w:tbl>
+      <w:tblPr>
+        <w:tblW w:w="9360" w:type="dxa"/>
+        <w:tblInd w:w="92" w:type="dxa"/>
+        <w:tblLayout w:type="fixed"/>
+        <w:tblBorders>
+          <w:top w:val="nil"/>
+          <w:left w:val="nil"/>
+          <w:bottom w:val="nil"/>
+          <w:right w:val="nil"/>
+          <w:insideH w:val="nil"/>
+          <w:insideV w:val="nil"/>
+        </w:tblBorders>
+        <w:tblCellMar>
+          <w:top w:w="0" w:type="dxa"/>
+          <w:left w:w="200" w:type="dxa"/>
+          <w:bottom w:w="0" w:type="dxa"/>
+          <w:right w:w="200" w:type="dxa"/>
+        </w:tblCellMar>
+        <w:tblLook w:val="0000" w:firstRow="0" w:lastRow="0" w:firstColumn="0" w:lastColumn="0" w:noHBand="1" w:noVBand="1"/>
+      </w:tblPr>
+      <w:tblGrid>
+        <w:gridCol w:w="9360"/>
+      </w:tblGrid>
+      <w:tr>
+        <w:trPr>
+          <w:cantSplit/>
+        </w:trPr>
+        <w:tc>
+          <w:tcPr>
+            <w:tcW w:w="9360" w:type="dxa"/>
+            <w:tcBorders>
+              <w:top w:val="single" w:sz="4" w:space="0" w:color="F0C9C4"/>
+              <w:left w:val="single" w:sz="36" w:space="0" w:color="B4382C"/>
+              <w:bottom w:val="single" w:sz="4" w:space="0" w:color="F0C9C4"/>
+              <w:right w:val="single" w:sz="4" w:space="0" w:color="F0C9C4"/>
+            </w:tcBorders>
+            <w:shd w:val="clear" w:color="auto" w:fill="FDF2F1"/>
+            <w:tcMar>
+              <w:top w:w="60" w:type="dxa"/>
+              <w:bottom w:w="60" w:type="dxa"/>
+            </w:tcMar>
+          </w:tcPr>
+          <w:p>
+            <w:pPr>
+              <w:pStyle w:val="BodyText"/>
+            </w:pPr>
+            <w:r>
+              <w:rPr>
+                <w:b/>
+                <w:bCs/>
+              </w:rPr>
+              <w:t xml:space="preserve">Watch out.</w:t>
+            </w:r>
+            <w:r>
+              <w:t xml:space="preserve">  Click inside the sketch window before you press any keys.  Until</w:t>
+            </w:r>
+            <w:r>
+              <w:t xml:space="preserve"> </w:t>
+            </w:r>
+            <w:r>
+              <w:t xml:space="preserve">you do, the keys go to the code editor.</w:t>
+            </w:r>
+          </w:p>
+        </w:tc>
+      </w:tr>
+    </w:tbl>
+    <w:p>
+      <w:pPr>
+        <w:spacing w:before="0" w:after="0" w:line="120" w:lineRule="exact"/>
+      </w:pPr>
+    </w:p>
+    <w:p>
+      <w:pPr>
+        <w:pStyle w:val="KeepWithNext"/>
+      </w:pPr>
+      <w:r>
+        <w:t xml:space="preserve">Run it, and wait a second before you touch anything.</w:t>
       </w:r>
     </w:p>
     <w:tbl>
@@ -1042,13 +2695,7 @@
               <w:t xml:space="preserve">Check.</w:t>
             </w:r>
             <w:r>
-              <w:t xml:space="preserve">  Your character chases the mouse.  When you hold the mouse still,</w:t>
-            </w:r>
-            <w:r>
-              <w:t xml:space="preserve"> </w:t>
-            </w:r>
-            <w:r>
-              <w:t xml:space="preserve">your character slides straight to it.</w:t>
+              <w:t xml:space="preserve">  Your character drifts slowly to the right on its own.</w:t>
             </w:r>
           </w:p>
         </w:tc>
@@ -1068,18 +2715,18 @@
           <wp:inline>
             <wp:extent cx="3108960" cy="2331720"/>
             <wp:effectExtent b="0" l="0" r="0" t="0"/>
-            <wp:docPr descr="" title="" id="12" name="Picture"/>
+            <wp:docPr descr="" title="" id="24" name="Picture"/>
             <a:graphic>
               <a:graphicData uri="http://schemas.openxmlformats.org/drawingml/2006/picture">
                 <pic:pic>
                   <pic:nvPicPr>
-                    <pic:cNvPr descr="lessons/chapters\screenshots/ch04_Follow.png" id="13" name="Picture"/>
+                    <pic:cNvPr descr="lessons/chapters/screenshots/ch04_Drift.png" id="25" name="Picture"/>
                     <pic:cNvPicPr>
                       <a:picLocks noChangeArrowheads="1" noChangeAspect="1"/>
                     </pic:cNvPicPr>
                   </pic:nvPicPr>
                   <pic:blipFill>
-                    <a:blip r:embed="rId11"/>
+                    <a:blip r:embed="rId23"/>
                     <a:stretch>
                       <a:fillRect/>
                     </a:stretch>
@@ -1113,7 +2760,15 @@
         <w:pStyle w:val="ScreenshotCaption"/>
       </w:pPr>
       <w:r>
-        <w:t xml:space="preserve">The mouse held still at</w:t>
+        <w:t xml:space="preserve">One second in, before any key.</w:t>
+      </w:r>
+    </w:p>
+    <w:p>
+      <w:pPr>
+        <w:pStyle w:val="KeepWithNext"/>
+      </w:pPr>
+      <w:r>
+        <w:t xml:space="preserve">That's the</w:t>
       </w:r>
       <w:r>
         <w:t xml:space="preserve"> </w:t>
@@ -1122,10 +2777,13 @@
         <w:rPr>
           <w:rStyle w:val="VerbatimChar"/>
         </w:rPr>
-        <w:t xml:space="preserve">(650, 450)</w:t>
-      </w:r>
-      <w:r>
-        <w:t xml:space="preserve">, with</w:t>
+        <w:t xml:space="preserve">setVelocity(4, 0)</w:t>
+      </w:r>
+      <w:r>
+        <w:t xml:space="preserve"> </w:t>
+      </w:r>
+      <w:r>
+        <w:t xml:space="preserve">from Step 1, and</w:t>
       </w:r>
       <w:r>
         <w:t xml:space="preserve"> </w:t>
@@ -1134,305 +2792,19 @@
         <w:rPr>
           <w:rStyle w:val="VerbatimChar"/>
         </w:rPr>
-        <w:t xml:space="preserve">background()</w:t>
-      </w:r>
-      <w:r>
-        <w:t xml:space="preserve"> </w:t>
-      </w:r>
-      <w:r>
-        <w:t xml:space="preserve">switched off, as in Chapter 3, to show the path.</w:t>
-      </w:r>
-    </w:p>
-    <w:p>
-      <w:pPr>
-        <w:pStyle w:val="KeepWithNext"/>
-      </w:pPr>
-      <w:r>
-        <w:rPr>
-          <w:rStyle w:val="VerbatimChar"/>
-        </w:rPr>
-        <w:t xml:space="preserve">followMouse()</w:t>
-      </w:r>
-      <w:r>
-        <w:t xml:space="preserve"> </w:t>
-      </w:r>
-      <w:r>
-        <w:t xml:space="preserve">pulls your character a little way toward the cursor, every</w:t>
-      </w:r>
-      <w:r>
-        <w:t xml:space="preserve"> </w:t>
-      </w:r>
-      <w:r>
-        <w:t xml:space="preserve">frame.  Since it happens every frame, it goes in</w:t>
-      </w:r>
-      <w:r>
-        <w:t xml:space="preserve"> </w:t>
-      </w:r>
-      <w:r>
-        <w:rPr>
-          <w:rStyle w:val="VerbatimChar"/>
-        </w:rPr>
-        <w:t xml:space="preserve">draw()</w:t>
-      </w:r>
-      <w:r>
-        <w:t xml:space="preserve">.</w:t>
-      </w:r>
-    </w:p>
-    <w:tbl>
-      <w:tblPr>
-        <w:tblW w:w="9360" w:type="dxa"/>
-        <w:tblInd w:w="92" w:type="dxa"/>
-        <w:tblLayout w:type="fixed"/>
-        <w:tblBorders>
-          <w:top w:val="nil"/>
-          <w:left w:val="nil"/>
-          <w:bottom w:val="nil"/>
-          <w:right w:val="nil"/>
-          <w:insideH w:val="nil"/>
-          <w:insideV w:val="nil"/>
-        </w:tblBorders>
-        <w:tblCellMar>
-          <w:top w:w="0" w:type="dxa"/>
-          <w:left w:w="200" w:type="dxa"/>
-          <w:bottom w:w="0" w:type="dxa"/>
-          <w:right w:w="200" w:type="dxa"/>
-        </w:tblCellMar>
-        <w:tblLook w:val="0000" w:firstRow="0" w:lastRow="0" w:firstColumn="0" w:lastColumn="0" w:noHBand="1" w:noVBand="1"/>
-      </w:tblPr>
-      <w:tblGrid>
-        <w:gridCol w:w="9360"/>
-      </w:tblGrid>
-      <w:tr>
-        <w:trPr>
-          <w:cantSplit/>
-        </w:trPr>
-        <w:tc>
-          <w:tcPr>
-            <w:tcW w:w="9360" w:type="dxa"/>
-            <w:tcBorders>
-              <w:top w:val="single" w:sz="4" w:space="0" w:color="CFE0F3"/>
-              <w:left w:val="single" w:sz="36" w:space="0" w:color="2B6CB0"/>
-              <w:bottom w:val="single" w:sz="4" w:space="0" w:color="CFE0F3"/>
-              <w:right w:val="single" w:sz="4" w:space="0" w:color="CFE0F3"/>
-            </w:tcBorders>
-            <w:shd w:val="clear" w:color="auto" w:fill="F2F7FD"/>
-            <w:tcMar>
-              <w:top w:w="60" w:type="dxa"/>
-              <w:bottom w:w="60" w:type="dxa"/>
-            </w:tcMar>
-          </w:tcPr>
-          <w:p>
-            <w:pPr>
-              <w:pStyle w:val="BodyText"/>
-            </w:pPr>
-            <w:r>
-              <w:rPr>
-                <w:b/>
-                <w:bCs/>
-              </w:rPr>
-              <w:t xml:space="preserve">Aside: </w:t>
-            </w:r>
-            <w:r>
-              <w:rPr>
-                <w:b/>
-                <w:bCs/>
-              </w:rPr>
-              <w:t xml:space="preserve"> </w:t>
-            </w:r>
-            <w:r>
-              <w:rPr>
-                <w:rStyle w:val="VerbatimChar"/>
-                <w:b/>
-                <w:bCs/>
-              </w:rPr>
-              <w:t xml:space="preserve">mouseX</w:t>
-            </w:r>
-            <w:r>
-              <w:rPr>
-                <w:b/>
-                <w:bCs/>
-              </w:rPr>
-              <w:t xml:space="preserve"> </w:t>
-            </w:r>
-            <w:r>
-              <w:rPr>
-                <w:b/>
-                <w:bCs/>
-              </w:rPr>
-              <w:t xml:space="preserve">and</w:t>
-            </w:r>
-            <w:r>
-              <w:rPr>
-                <w:b/>
-                <w:bCs/>
-              </w:rPr>
-              <w:t xml:space="preserve"> </w:t>
-            </w:r>
-            <w:r>
-              <w:rPr>
-                <w:rStyle w:val="VerbatimChar"/>
-                <w:b/>
-                <w:bCs/>
-              </w:rPr>
-              <w:t xml:space="preserve">mouseY</w:t>
-            </w:r>
-          </w:p>
-          <w:p>
-            <w:pPr>
-              <w:pStyle w:val="BodyText"/>
-            </w:pPr>
-            <w:r>
-              <w:t xml:space="preserve">Processing always knows where your mouse is. </w:t>
-            </w:r>
-            <w:r>
-              <w:t xml:space="preserve"> </w:t>
-            </w:r>
-            <w:r>
-              <w:rPr>
-                <w:rStyle w:val="VerbatimChar"/>
-              </w:rPr>
-              <w:t xml:space="preserve">mouseX</w:t>
-            </w:r>
-            <w:r>
-              <w:t xml:space="preserve"> </w:t>
-            </w:r>
-            <w:r>
-              <w:t xml:space="preserve">is how far across the</w:t>
-            </w:r>
-            <w:r>
-              <w:t xml:space="preserve"> </w:t>
-            </w:r>
-            <w:r>
-              <w:t xml:space="preserve">window it is, and</w:t>
-            </w:r>
-            <w:r>
-              <w:t xml:space="preserve"> </w:t>
-            </w:r>
-            <w:r>
-              <w:rPr>
-                <w:rStyle w:val="VerbatimChar"/>
-              </w:rPr>
-              <w:t xml:space="preserve">mouseY</w:t>
-            </w:r>
-            <w:r>
-              <w:t xml:space="preserve"> </w:t>
-            </w:r>
-            <w:r>
-              <w:t xml:space="preserve">is how far down, measured the same way as</w:t>
-            </w:r>
-            <w:r>
-              <w:t xml:space="preserve"> </w:t>
-            </w:r>
-            <w:r>
-              <w:t xml:space="preserve">everything else since Chapter 1. </w:t>
-            </w:r>
-            <w:r>
-              <w:t xml:space="preserve"> </w:t>
-            </w:r>
-            <w:r>
-              <w:rPr>
-                <w:rStyle w:val="VerbatimChar"/>
-              </w:rPr>
-              <w:t xml:space="preserve">followMouse()</w:t>
-            </w:r>
-            <w:r>
-              <w:t xml:space="preserve"> </w:t>
-            </w:r>
-            <w:r>
-              <w:t xml:space="preserve">reads them every frame. </w:t>
-            </w:r>
-            <w:r>
-              <w:t xml:space="preserve"> </w:t>
-            </w:r>
-            <w:r>
-              <w:t xml:space="preserve">You'll use them yourself in 4.5.</w:t>
-            </w:r>
-          </w:p>
-        </w:tc>
-      </w:tr>
-    </w:tbl>
-    <w:p>
-      <w:pPr>
-        <w:spacing w:before="0" w:after="0" w:line="120" w:lineRule="exact"/>
-      </w:pPr>
-    </w:p>
-    <w:bookmarkEnd w:id="14"/>
-    <w:bookmarkStart w:id="18" w:name="step-2---the-chase-speed"/>
-    <w:p>
-      <w:pPr>
-        <w:pStyle w:val="Heading2"/>
-      </w:pPr>
-      <w:r>
-        <w:t xml:space="preserve">Step 2 - The chase speed</w:t>
-      </w:r>
-    </w:p>
-    <w:p>
-      <w:pPr>
-        <w:pStyle w:val="KeepWithNext"/>
-      </w:pPr>
-      <w:r>
-        <w:rPr>
-          <w:b/>
-          <w:bCs/>
-        </w:rPr>
-        <w:t xml:space="preserve">Build it.</w:t>
-      </w:r>
-      <w:r>
-        <w:t xml:space="preserve">  Change the</w:t>
-      </w:r>
-      <w:r>
-        <w:t xml:space="preserve"> </w:t>
-      </w:r>
-      <w:r>
-        <w:rPr>
-          <w:rStyle w:val="VerbatimChar"/>
-        </w:rPr>
-        <w:t xml:space="preserve">4</w:t>
-      </w:r>
-      <w:r>
-        <w:t xml:space="preserve"> </w:t>
-      </w:r>
-      <w:r>
-        <w:t xml:space="preserve">in</w:t>
-      </w:r>
-      <w:r>
-        <w:t xml:space="preserve"> </w:t>
-      </w:r>
-      <w:r>
-        <w:rPr>
-          <w:rStyle w:val="VerbatimChar"/>
-        </w:rPr>
-        <w:t xml:space="preserve">setVelocity</w:t>
-      </w:r>
-      <w:r>
-        <w:t xml:space="preserve"> </w:t>
-      </w:r>
-      <w:r>
-        <w:t xml:space="preserve">to</w:t>
-      </w:r>
-      <w:r>
-        <w:t xml:space="preserve"> </w:t>
-      </w:r>
-      <w:r>
-        <w:rPr>
-          <w:rStyle w:val="VerbatimChar"/>
-        </w:rPr>
-        <w:t xml:space="preserve">1</w:t>
-      </w:r>
-      <w:r>
-        <w:t xml:space="preserve">, and run.  Then try</w:t>
-      </w:r>
-      <w:r>
-        <w:t xml:space="preserve"> </w:t>
-      </w:r>
-      <w:r>
-        <w:rPr>
-          <w:rStyle w:val="VerbatimChar"/>
-        </w:rPr>
-        <w:t xml:space="preserve">12</w:t>
-      </w:r>
-      <w:r>
-        <w:t xml:space="preserve">.</w:t>
+        <w:t xml:space="preserve">move()</w:t>
+      </w:r>
+      <w:r>
+        <w:t xml:space="preserve"> </w:t>
+      </w:r>
+      <w:r>
+        <w:t xml:space="preserve">is using it, the same</w:t>
+      </w:r>
+      <w:r>
+        <w:t xml:space="preserve"> </w:t>
+      </w:r>
+      <w:r>
+        <w:t xml:space="preserve">as in Chapter 3.  Now click in the window and use the arrow keys.</w:t>
       </w:r>
     </w:p>
     <w:tbl>
@@ -1490,43 +2862,7 @@
               <w:t xml:space="preserve">Check.</w:t>
             </w:r>
             <w:r>
-              <w:t xml:space="preserve">  At</w:t>
-            </w:r>
-            <w:r>
-              <w:t xml:space="preserve"> </w:t>
-            </w:r>
-            <w:r>
-              <w:rPr>
-                <w:rStyle w:val="VerbatimChar"/>
-              </w:rPr>
-              <w:t xml:space="preserve">1</w:t>
-            </w:r>
-            <w:r>
-              <w:t xml:space="preserve"> </w:t>
-            </w:r>
-            <w:r>
-              <w:t xml:space="preserve">your character creeps after the mouse.  At</w:t>
-            </w:r>
-            <w:r>
-              <w:t xml:space="preserve"> </w:t>
-            </w:r>
-            <w:r>
-              <w:rPr>
-                <w:rStyle w:val="VerbatimChar"/>
-              </w:rPr>
-              <w:t xml:space="preserve">12</w:t>
-            </w:r>
-            <w:r>
-              <w:t xml:space="preserve"> </w:t>
-            </w:r>
-            <w:r>
-              <w:t xml:space="preserve">it jumps to</w:t>
-            </w:r>
-            <w:r>
-              <w:t xml:space="preserve"> </w:t>
-            </w:r>
-            <w:r>
-              <w:t xml:space="preserve">it.</w:t>
+              <w:t xml:space="preserve">  Each arrow sends your character that way.</w:t>
             </w:r>
           </w:p>
         </w:tc>
@@ -1539,71 +2875,84 @@
     </w:p>
     <w:p>
       <w:pPr>
+        <w:pStyle w:val="Screenshot"/>
+      </w:pPr>
+      <w:r>
+        <w:drawing>
+          <wp:inline>
+            <wp:extent cx="3108960" cy="2331720"/>
+            <wp:effectExtent b="0" l="0" r="0" t="0"/>
+            <wp:docPr descr="" title="" id="27" name="Picture"/>
+            <a:graphic>
+              <a:graphicData uri="http://schemas.openxmlformats.org/drawingml/2006/picture">
+                <pic:pic>
+                  <pic:nvPicPr>
+                    <pic:cNvPr descr="lessons/chapters/screenshots/ch04_Drive.png" id="28" name="Picture"/>
+                    <pic:cNvPicPr>
+                      <a:picLocks noChangeArrowheads="1" noChangeAspect="1"/>
+                    </pic:cNvPicPr>
+                  </pic:nvPicPr>
+                  <pic:blipFill>
+                    <a:blip r:embed="rId26"/>
+                    <a:stretch>
+                      <a:fillRect/>
+                    </a:stretch>
+                  </pic:blipFill>
+                  <pic:spPr bwMode="auto">
+                    <a:xfrm>
+                      <a:off x="0" y="0"/>
+                      <a:ext cx="3108960" cy="2331720"/>
+                    </a:xfrm>
+                    <a:prstGeom prst="rect">
+                      <a:avLst/>
+                    </a:prstGeom>
+                    <a:noFill/>
+                    <a:ln w="9525">
+                      <a:solidFill>
+                        <a:srgbClr val="C9D8E8"/>
+                      </a:solidFill>
+                      <a:headEnd/>
+                      <a:tailEnd/>
+                    </a:ln>
+                  </pic:spPr>
+                </pic:pic>
+              </a:graphicData>
+            </a:graphic>
+          </wp:inline>
+        </w:drawing>
+      </w:r>
+    </w:p>
+    <w:p>
+      <w:pPr>
+        <w:pStyle w:val="ScreenshotCaption"/>
+      </w:pPr>
+      <w:r>
+        <w:t xml:space="preserve">Up, then left.  A trail, as before.</w:t>
+      </w:r>
+    </w:p>
+    <w:p>
+      <w:pPr>
+        <w:pStyle w:val="Heading2"/>
+      </w:pPr>
+      <w:bookmarkStart w:id="29" w:name="_6fcc2c9990cbc290e8bcc7267b9d316113334f4"/>
+      <w:r>
+        <w:t xml:space="preserve">Step 5 - Let go</w:t>
+      </w:r>
+      <w:bookmarkEnd w:id="29"/>
+    </w:p>
+    <w:p>
+      <w:pPr>
         <w:pStyle w:val="KeepWithNext"/>
       </w:pPr>
-      <w:r>
-        <w:rPr>
-          <w:rStyle w:val="VerbatimChar"/>
-        </w:rPr>
-        <w:t xml:space="preserve">followMouse()</w:t>
-      </w:r>
-      <w:r>
-        <w:t xml:space="preserve"> </w:t>
-      </w:r>
-      <w:r>
-        <w:t xml:space="preserve">uses the</w:t>
-      </w:r>
-      <w:r>
-        <w:t xml:space="preserve"> </w:t>
-      </w:r>
       <w:r>
         <w:rPr>
           <w:b/>
           <w:bCs/>
         </w:rPr>
-        <w:t xml:space="preserve">size</w:t>
-      </w:r>
-      <w:r>
-        <w:t xml:space="preserve"> </w:t>
-      </w:r>
-      <w:r>
-        <w:t xml:space="preserve">of your velocity as its chase speed, and</w:t>
-      </w:r>
-      <w:r>
-        <w:t xml:space="preserve"> </w:t>
-      </w:r>
-      <w:r>
-        <w:t xml:space="preserve">ignores which way the velocity points. </w:t>
-      </w:r>
-      <w:r>
-        <w:t xml:space="preserve"> </w:t>
-      </w:r>
-      <w:r>
-        <w:rPr>
-          <w:rStyle w:val="VerbatimChar"/>
-        </w:rPr>
-        <w:t xml:space="preserve">setVelocity(5, 0)</w:t>
-      </w:r>
-      <w:r>
-        <w:t xml:space="preserve"> </w:t>
-      </w:r>
-      <w:r>
-        <w:t xml:space="preserve">and</w:t>
-      </w:r>
-      <w:r>
-        <w:t xml:space="preserve"> </w:t>
-      </w:r>
-      <w:r>
-        <w:rPr>
-          <w:rStyle w:val="VerbatimChar"/>
-        </w:rPr>
-        <w:t xml:space="preserve">setVelocity(0, 5)</w:t>
-      </w:r>
-      <w:r>
-        <w:t xml:space="preserve"> </w:t>
-      </w:r>
-      <w:r>
-        <w:t xml:space="preserve">chase at exactly the same speed.</w:t>
+        <w:t xml:space="preserve">Build it.</w:t>
+      </w:r>
+      <w:r>
+        <w:t xml:space="preserve">  Press an arrow key, and let go.</w:t>
       </w:r>
     </w:p>
     <w:tbl>
@@ -1638,796 +2987,12 @@
           <w:tcPr>
             <w:tcW w:w="9360" w:type="dxa"/>
             <w:tcBorders>
-              <w:top w:val="single" w:sz="4" w:space="0" w:color="F0C9C4"/>
-              <w:left w:val="single" w:sz="36" w:space="0" w:color="B4382C"/>
-              <w:bottom w:val="single" w:sz="4" w:space="0" w:color="F0C9C4"/>
-              <w:right w:val="single" w:sz="4" w:space="0" w:color="F0C9C4"/>
+              <w:top w:val="single" w:sz="4" w:space="0" w:color="C2E6D1"/>
+              <w:left w:val="single" w:sz="36" w:space="0" w:color="1D7A44"/>
+              <w:bottom w:val="single" w:sz="4" w:space="0" w:color="C2E6D1"/>
+              <w:right w:val="single" w:sz="4" w:space="0" w:color="C2E6D1"/>
             </w:tcBorders>
-            <w:shd w:val="clear" w:color="auto" w:fill="FDF2F1"/>
-            <w:tcMar>
-              <w:top w:w="60" w:type="dxa"/>
-              <w:bottom w:w="60" w:type="dxa"/>
-            </w:tcMar>
-          </w:tcPr>
-          <w:p>
-            <w:pPr>
-              <w:pStyle w:val="BodyText"/>
-            </w:pPr>
-            <w:r>
-              <w:rPr>
-                <w:b/>
-                <w:bCs/>
-              </w:rPr>
-              <w:t xml:space="preserve">Watch out.</w:t>
-            </w:r>
-            <w:r>
-              <w:t xml:space="preserve">  With a velocity of</w:t>
-            </w:r>
-            <w:r>
-              <w:t xml:space="preserve"> </w:t>
-            </w:r>
-            <w:r>
-              <w:rPr>
-                <w:rStyle w:val="VerbatimChar"/>
-              </w:rPr>
-              <w:t xml:space="preserve">(0, 0)</w:t>
-            </w:r>
-            <w:r>
-              <w:t xml:space="preserve">, or no</w:t>
-            </w:r>
-            <w:r>
-              <w:t xml:space="preserve"> </w:t>
-            </w:r>
-            <w:r>
-              <w:rPr>
-                <w:rStyle w:val="VerbatimChar"/>
-              </w:rPr>
-              <w:t xml:space="preserve">setVelocity()</w:t>
-            </w:r>
-            <w:r>
-              <w:t xml:space="preserve"> </w:t>
-            </w:r>
-            <w:r>
-              <w:t xml:space="preserve">at all,</w:t>
-            </w:r>
-            <w:r>
-              <w:t xml:space="preserve"> </w:t>
-            </w:r>
-            <w:r>
-              <w:rPr>
-                <w:rStyle w:val="VerbatimChar"/>
-              </w:rPr>
-              <w:t xml:space="preserve">followMouse()</w:t>
-            </w:r>
-            <w:r>
-              <w:t xml:space="preserve"> </w:t>
-            </w:r>
-            <w:r>
-              <w:t xml:space="preserve">moves your character zero pixels, and it looks broken.  When</w:t>
-            </w:r>
-            <w:r>
-              <w:t xml:space="preserve"> </w:t>
-            </w:r>
-            <w:r>
-              <w:t xml:space="preserve">your character ignores the mouse, check</w:t>
-            </w:r>
-            <w:r>
-              <w:t xml:space="preserve"> </w:t>
-            </w:r>
-            <w:r>
-              <w:rPr>
-                <w:rStyle w:val="VerbatimChar"/>
-              </w:rPr>
-              <w:t xml:space="preserve">setup()</w:t>
-            </w:r>
-            <w:r>
-              <w:t xml:space="preserve"> </w:t>
-            </w:r>
-            <w:r>
-              <w:t xml:space="preserve">for a velocity first.</w:t>
-            </w:r>
-          </w:p>
-        </w:tc>
-      </w:tr>
-    </w:tbl>
-    <w:p>
-      <w:pPr>
-        <w:spacing w:before="0" w:after="0" w:line="120" w:lineRule="exact"/>
-      </w:pPr>
-    </w:p>
-    <w:tbl>
-      <w:tblPr>
-        <w:tblW w:w="9360" w:type="dxa"/>
-        <w:tblInd w:w="92" w:type="dxa"/>
-        <w:tblLayout w:type="fixed"/>
-        <w:tblBorders>
-          <w:top w:val="nil"/>
-          <w:left w:val="nil"/>
-          <w:bottom w:val="nil"/>
-          <w:right w:val="nil"/>
-          <w:insideH w:val="nil"/>
-          <w:insideV w:val="nil"/>
-        </w:tblBorders>
-        <w:tblCellMar>
-          <w:top w:w="0" w:type="dxa"/>
-          <w:left w:w="200" w:type="dxa"/>
-          <w:bottom w:w="0" w:type="dxa"/>
-          <w:right w:w="200" w:type="dxa"/>
-        </w:tblCellMar>
-        <w:tblLook w:val="0000" w:firstRow="0" w:lastRow="0" w:firstColumn="0" w:lastColumn="0" w:noHBand="1" w:noVBand="1"/>
-      </w:tblPr>
-      <w:tblGrid>
-        <w:gridCol w:w="9360"/>
-      </w:tblGrid>
-      <w:tr>
-        <w:trPr>
-          <w:cantSplit/>
-        </w:trPr>
-        <w:tc>
-          <w:tcPr>
-            <w:tcW w:w="9360" w:type="dxa"/>
-            <w:tcBorders>
-              <w:top w:val="single" w:sz="4" w:space="0" w:color="F0C9C4"/>
-              <w:left w:val="single" w:sz="36" w:space="0" w:color="B4382C"/>
-              <w:bottom w:val="single" w:sz="4" w:space="0" w:color="F0C9C4"/>
-              <w:right w:val="single" w:sz="4" w:space="0" w:color="F0C9C4"/>
-            </w:tcBorders>
-            <w:shd w:val="clear" w:color="auto" w:fill="FDF2F1"/>
-            <w:tcMar>
-              <w:top w:w="60" w:type="dxa"/>
-              <w:bottom w:w="60" w:type="dxa"/>
-            </w:tcMar>
-          </w:tcPr>
-          <w:p>
-            <w:pPr>
-              <w:pStyle w:val="BodyText"/>
-            </w:pPr>
-            <w:r>
-              <w:rPr>
-                <w:b/>
-                <w:bCs/>
-              </w:rPr>
-              <w:t xml:space="preserve">Watch out.</w:t>
-            </w:r>
-            <w:r>
-              <w:t xml:space="preserve">  Use</w:t>
-            </w:r>
-            <w:r>
-              <w:t xml:space="preserve"> </w:t>
-            </w:r>
-            <w:r>
-              <w:rPr>
-                <w:rStyle w:val="VerbatimChar"/>
-              </w:rPr>
-              <w:t xml:space="preserve">followMouse()</w:t>
-            </w:r>
-            <w:r>
-              <w:t xml:space="preserve"> </w:t>
-            </w:r>
-            <w:r>
-              <w:rPr>
-                <w:i/>
-                <w:iCs/>
-              </w:rPr>
-              <w:t xml:space="preserve">or</w:t>
-            </w:r>
-            <w:r>
-              <w:t xml:space="preserve"> </w:t>
-            </w:r>
-            <w:r>
-              <w:rPr>
-                <w:rStyle w:val="VerbatimChar"/>
-              </w:rPr>
-              <w:t xml:space="preserve">move()</w:t>
-            </w:r>
-            <w:r>
-              <w:t xml:space="preserve">, one or the other. </w:t>
-            </w:r>
-            <w:r>
-              <w:t xml:space="preserve"> </w:t>
-            </w:r>
-            <w:r>
-              <w:rPr>
-                <w:rStyle w:val="VerbatimChar"/>
-              </w:rPr>
-              <w:t xml:space="preserve">followMouse()</w:t>
-            </w:r>
-            <w:r>
-              <w:t xml:space="preserve"> </w:t>
-            </w:r>
-            <w:r>
-              <w:t xml:space="preserve">moves the character itself.  With both,</w:t>
-            </w:r>
-            <w:r>
-              <w:t xml:space="preserve"> </w:t>
-            </w:r>
-            <w:r>
-              <w:rPr>
-                <w:rStyle w:val="VerbatimChar"/>
-              </w:rPr>
-              <w:t xml:space="preserve">followMouse()</w:t>
-            </w:r>
-            <w:r>
-              <w:t xml:space="preserve"> </w:t>
-            </w:r>
-            <w:r>
-              <w:t xml:space="preserve">pulls</w:t>
-            </w:r>
-            <w:r>
-              <w:t xml:space="preserve"> </w:t>
-            </w:r>
-            <w:r>
-              <w:t xml:space="preserve">it toward the mouse, and</w:t>
-            </w:r>
-            <w:r>
-              <w:t xml:space="preserve"> </w:t>
-            </w:r>
-            <w:r>
-              <w:rPr>
-                <w:rStyle w:val="VerbatimChar"/>
-              </w:rPr>
-              <w:t xml:space="preserve">move()</w:t>
-            </w:r>
-            <w:r>
-              <w:t xml:space="preserve"> </w:t>
-            </w:r>
-            <w:r>
-              <w:t xml:space="preserve">pushes it to the right by its velocity, every</w:t>
-            </w:r>
-            <w:r>
-              <w:t xml:space="preserve"> </w:t>
-            </w:r>
-            <w:r>
-              <w:t xml:space="preserve">frame.  Your character curves over and parks just to the right of the mouse,</w:t>
-            </w:r>
-            <w:r>
-              <w:t xml:space="preserve"> </w:t>
-            </w:r>
-            <w:r>
-              <w:t xml:space="preserve">where the pull and the push cancel out.</w:t>
-            </w:r>
-          </w:p>
-        </w:tc>
-      </w:tr>
-    </w:tbl>
-    <w:p>
-      <w:pPr>
-        <w:spacing w:before="0" w:after="0" w:line="120" w:lineRule="exact"/>
-      </w:pPr>
-    </w:p>
-    <w:p>
-      <w:pPr>
-        <w:pStyle w:val="Screenshot"/>
-      </w:pPr>
-      <w:r>
-        <w:drawing>
-          <wp:inline>
-            <wp:extent cx="3108960" cy="2331720"/>
-            <wp:effectExtent b="0" l="0" r="0" t="0"/>
-            <wp:docPr descr="" title="" id="16" name="Picture"/>
-            <a:graphic>
-              <a:graphicData uri="http://schemas.openxmlformats.org/drawingml/2006/picture">
-                <pic:pic>
-                  <pic:nvPicPr>
-                    <pic:cNvPr descr="lessons/chapters\screenshots/ch04_Both.png" id="17" name="Picture"/>
-                    <pic:cNvPicPr>
-                      <a:picLocks noChangeArrowheads="1" noChangeAspect="1"/>
-                    </pic:cNvPicPr>
-                  </pic:nvPicPr>
-                  <pic:blipFill>
-                    <a:blip r:embed="rId15"/>
-                    <a:stretch>
-                      <a:fillRect/>
-                    </a:stretch>
-                  </pic:blipFill>
-                  <pic:spPr bwMode="auto">
-                    <a:xfrm>
-                      <a:off x="0" y="0"/>
-                      <a:ext cx="3108960" cy="2331720"/>
-                    </a:xfrm>
-                    <a:prstGeom prst="rect">
-                      <a:avLst/>
-                    </a:prstGeom>
-                    <a:noFill/>
-                    <a:ln w="9525">
-                      <a:solidFill>
-                        <a:srgbClr val="C9D8E8"/>
-                      </a:solidFill>
-                      <a:headEnd/>
-                      <a:tailEnd/>
-                    </a:ln>
-                  </pic:spPr>
-                </pic:pic>
-              </a:graphicData>
-            </a:graphic>
-          </wp:inline>
-        </w:drawing>
-      </w:r>
-    </w:p>
-    <w:p>
-      <w:pPr>
-        <w:pStyle w:val="ScreenshotCaption"/>
-      </w:pPr>
-      <w:r>
-        <w:rPr>
-          <w:rStyle w:val="VerbatimChar"/>
-        </w:rPr>
-        <w:t xml:space="preserve">followMouse()</w:t>
-      </w:r>
-      <w:r>
-        <w:t xml:space="preserve"> </w:t>
-      </w:r>
-      <w:r>
-        <w:t xml:space="preserve">and</w:t>
-      </w:r>
-      <w:r>
-        <w:t xml:space="preserve"> </w:t>
-      </w:r>
-      <w:r>
-        <w:rPr>
-          <w:rStyle w:val="VerbatimChar"/>
-        </w:rPr>
-        <w:t xml:space="preserve">move()</w:t>
-      </w:r>
-      <w:r>
-        <w:t xml:space="preserve"> </w:t>
-      </w:r>
-      <w:r>
-        <w:t xml:space="preserve">together.  It never quite gets</w:t>
-      </w:r>
-      <w:r>
-        <w:t xml:space="preserve"> </w:t>
-      </w:r>
-      <w:r>
-        <w:t xml:space="preserve">to the mouse at</w:t>
-      </w:r>
-      <w:r>
-        <w:t xml:space="preserve"> </w:t>
-      </w:r>
-      <w:r>
-        <w:rPr>
-          <w:rStyle w:val="VerbatimChar"/>
-        </w:rPr>
-        <w:t xml:space="preserve">(650, 450)</w:t>
-      </w:r>
-      <w:r>
-        <w:t xml:space="preserve">.</w:t>
-      </w:r>
-    </w:p>
-    <w:bookmarkEnd w:id="18"/>
-    <w:bookmarkEnd w:id="19"/>
-    <w:bookmarkStart w:id="33" w:name="part-three---option-b-the-arrow-keys"/>
-    <w:p>
-      <w:pPr>
-        <w:pStyle w:val="Heading1"/>
-      </w:pPr>
-      <w:r>
-        <w:t xml:space="preserve">Part Three - Option B:  the arrow keys</w:t>
-      </w:r>
-    </w:p>
-    <w:bookmarkStart w:id="20" w:name="step-3---back-to-move"/>
-    <w:p>
-      <w:pPr>
-        <w:pStyle w:val="Heading2"/>
-      </w:pPr>
-      <w:r>
-        <w:t xml:space="preserve">Step 3 - Back to</w:t>
-      </w:r>
-      <w:r>
-        <w:t xml:space="preserve"> </w:t>
-      </w:r>
-      <w:r>
-        <w:rPr>
-          <w:rStyle w:val="HeadingCode"/>
-        </w:rPr>
-        <w:t xml:space="preserve">move()</w:t>
-      </w:r>
-    </w:p>
-    <w:p>
-      <w:pPr>
-        <w:pStyle w:val="KeepWithNext"/>
-      </w:pPr>
-      <w:r>
-        <w:rPr>
-          <w:b/>
-          <w:bCs/>
-        </w:rPr>
-        <w:t xml:space="preserve">Build it.</w:t>
-      </w:r>
-      <w:r>
-        <w:t xml:space="preserve">  Comment out the</w:t>
-      </w:r>
-      <w:r>
-        <w:t xml:space="preserve"> </w:t>
-      </w:r>
-      <w:r>
-        <w:rPr>
-          <w:rStyle w:val="VerbatimChar"/>
-        </w:rPr>
-        <w:t xml:space="preserve">followMouse()</w:t>
-      </w:r>
-      <w:r>
-        <w:t xml:space="preserve"> </w:t>
-      </w:r>
-      <w:r>
-        <w:t xml:space="preserve">line, and put</w:t>
-      </w:r>
-      <w:r>
-        <w:t xml:space="preserve"> </w:t>
-      </w:r>
-      <w:r>
-        <w:rPr>
-          <w:rStyle w:val="VerbatimChar"/>
-        </w:rPr>
-        <w:t xml:space="preserve">player.move();</w:t>
-      </w:r>
-      <w:r>
-        <w:t xml:space="preserve"> </w:t>
-      </w:r>
-      <w:r>
-        <w:t xml:space="preserve">back, above</w:t>
-      </w:r>
-      <w:r>
-        <w:t xml:space="preserve"> </w:t>
-      </w:r>
-      <w:r>
-        <w:rPr>
-          <w:rStyle w:val="VerbatimChar"/>
-        </w:rPr>
-        <w:t xml:space="preserve">drawSprite()</w:t>
-      </w:r>
-      <w:r>
-        <w:t xml:space="preserve">:</w:t>
-      </w:r>
-    </w:p>
-    <w:p>
-      <w:pPr>
-        <w:pStyle w:val="SourceCode"/>
-      </w:pPr>
-      <w:r>
-        <w:rPr>
-          <w:rStyle w:val="DataTypeTok"/>
-        </w:rPr>
-        <w:t xml:space="preserve">void</w:t>
-      </w:r>
-      <w:r>
-        <w:rPr>
-          <w:rStyle w:val="NormalTok"/>
-        </w:rPr>
-        <w:t xml:space="preserve"> </w:t>
-      </w:r>
-      <w:r>
-        <w:rPr>
-          <w:rStyle w:val="FunctionTok"/>
-        </w:rPr>
-        <w:t xml:space="preserve">draw</w:t>
-      </w:r>
-      <w:r>
-        <w:rPr>
-          <w:rStyle w:val="OperatorTok"/>
-        </w:rPr>
-        <w:t xml:space="preserve">()</w:t>
-      </w:r>
-      <w:r>
-        <w:rPr>
-          <w:rStyle w:val="NormalTok"/>
-        </w:rPr>
-        <w:t xml:space="preserve"> </w:t>
-      </w:r>
-      <w:r>
-        <w:rPr>
-          <w:rStyle w:val="OperatorTok"/>
-        </w:rPr>
-        <w:t xml:space="preserve">{</w:t>
-      </w:r>
-      <w:r>
-        <w:br/>
-      </w:r>
-      <w:r>
-        <w:rPr>
-          <w:rStyle w:val="NormalTok"/>
-        </w:rPr>
-        <w:t xml:space="preserve">  </w:t>
-      </w:r>
-      <w:r>
-        <w:rPr>
-          <w:rStyle w:val="FunctionTok"/>
-        </w:rPr>
-        <w:t xml:space="preserve">background</w:t>
-      </w:r>
-      <w:r>
-        <w:rPr>
-          <w:rStyle w:val="OperatorTok"/>
-        </w:rPr>
-        <w:t xml:space="preserve">(</w:t>
-      </w:r>
-      <w:r>
-        <w:rPr>
-          <w:rStyle w:val="DecValTok"/>
-        </w:rPr>
-        <w:t xml:space="preserve">240</w:t>
-      </w:r>
-      <w:r>
-        <w:rPr>
-          <w:rStyle w:val="OperatorTok"/>
-        </w:rPr>
-        <w:t xml:space="preserve">);</w:t>
-      </w:r>
-      <w:r>
-        <w:br/>
-      </w:r>
-      <w:r>
-        <w:rPr>
-          <w:rStyle w:val="NormalTok"/>
-        </w:rPr>
-        <w:t xml:space="preserve">  </w:t>
-      </w:r>
-      <w:r>
-        <w:rPr>
-          <w:rStyle w:val="CommentTok"/>
-        </w:rPr>
-        <w:t xml:space="preserve">// player.followMouse();</w:t>
-      </w:r>
-      <w:r>
-        <w:br/>
-      </w:r>
-      <w:r>
-        <w:rPr>
-          <w:rStyle w:val="NormalTok"/>
-        </w:rPr>
-        <w:t xml:space="preserve">  player</w:t>
-      </w:r>
-      <w:r>
-        <w:rPr>
-          <w:rStyle w:val="OperatorTok"/>
-        </w:rPr>
-        <w:t xml:space="preserve">.</w:t>
-      </w:r>
-      <w:r>
-        <w:rPr>
-          <w:rStyle w:val="FunctionTok"/>
-        </w:rPr>
-        <w:t xml:space="preserve">move</w:t>
-      </w:r>
-      <w:r>
-        <w:rPr>
-          <w:rStyle w:val="OperatorTok"/>
-        </w:rPr>
-        <w:t xml:space="preserve">();</w:t>
-      </w:r>
-      <w:r>
-        <w:br/>
-      </w:r>
-      <w:r>
-        <w:rPr>
-          <w:rStyle w:val="NormalTok"/>
-        </w:rPr>
-        <w:t xml:space="preserve">  player</w:t>
-      </w:r>
-      <w:r>
-        <w:rPr>
-          <w:rStyle w:val="OperatorTok"/>
-        </w:rPr>
-        <w:t xml:space="preserve">.</w:t>
-      </w:r>
-      <w:r>
-        <w:rPr>
-          <w:rStyle w:val="FunctionTok"/>
-        </w:rPr>
-        <w:t xml:space="preserve">drawSprite</w:t>
-      </w:r>
-      <w:r>
-        <w:rPr>
-          <w:rStyle w:val="OperatorTok"/>
-        </w:rPr>
-        <w:t xml:space="preserve">();</w:t>
-      </w:r>
-      <w:r>
-        <w:br/>
-      </w:r>
-      <w:r>
-        <w:rPr>
-          <w:rStyle w:val="OperatorTok"/>
-        </w:rPr>
-        <w:t xml:space="preserve">}</w:t>
-      </w:r>
-    </w:p>
-    <w:p>
-      <w:pPr>
-        <w:pStyle w:val="FirstParagraph"/>
-      </w:pPr>
-      <w:r>
-        <w:t xml:space="preserve">Keep the</w:t>
-      </w:r>
-      <w:r>
-        <w:t xml:space="preserve"> </w:t>
-      </w:r>
-      <w:r>
-        <w:rPr>
-          <w:rStyle w:val="VerbatimChar"/>
-        </w:rPr>
-        <w:t xml:space="preserve">setVelocity(4, 0)</w:t>
-      </w:r>
-      <w:r>
-        <w:t xml:space="preserve"> </w:t>
-      </w:r>
-      <w:r>
-        <w:t xml:space="preserve">in</w:t>
-      </w:r>
-      <w:r>
-        <w:t xml:space="preserve"> </w:t>
-      </w:r>
-      <w:r>
-        <w:rPr>
-          <w:rStyle w:val="VerbatimChar"/>
-        </w:rPr>
-        <w:t xml:space="preserve">setup()</w:t>
-      </w:r>
-      <w:r>
-        <w:t xml:space="preserve">.</w:t>
-      </w:r>
-    </w:p>
-    <w:bookmarkEnd w:id="20"/>
-    <w:bookmarkStart w:id="27" w:name="X830f4f934e65f0c2331d37b54cb2ffc4f2a7dfc"/>
-    <w:p>
-      <w:pPr>
-        <w:pStyle w:val="Heading2"/>
-      </w:pPr>
-      <w:r>
-        <w:t xml:space="preserve">Step 4 - A function for when a key goes down</w:t>
-      </w:r>
-    </w:p>
-    <w:p>
-      <w:pPr>
-        <w:pStyle w:val="KeepWithNext"/>
-      </w:pPr>
-      <w:r>
-        <w:rPr>
-          <w:b/>
-          <w:bCs/>
-        </w:rPr>
-        <w:t xml:space="preserve">Build it.</w:t>
-      </w:r>
-      <w:r>
-        <w:t xml:space="preserve">  At the very bottom of your sketch, after the closing brace of</w:t>
-      </w:r>
-      <w:r>
-        <w:t xml:space="preserve"> </w:t>
-      </w:r>
-      <w:r>
-        <w:rPr>
-          <w:rStyle w:val="VerbatimChar"/>
-        </w:rPr>
-        <w:t xml:space="preserve">draw()</w:t>
-      </w:r>
-      <w:r>
-        <w:t xml:space="preserve">, add a new function:</w:t>
-      </w:r>
-    </w:p>
-    <w:p>
-      <w:pPr>
-        <w:pStyle w:val="SourceCode"/>
-      </w:pPr>
-      <w:r>
-        <w:rPr>
-          <w:rStyle w:val="CommentTok"/>
-        </w:rPr>
-        <w:t xml:space="preserve">// Arrow keys control the character</w:t>
-      </w:r>
-      <w:r>
-        <w:br/>
-      </w:r>
-      <w:r>
-        <w:rPr>
-          <w:rStyle w:val="DataTypeTok"/>
-        </w:rPr>
-        <w:t xml:space="preserve">void</w:t>
-      </w:r>
-      <w:r>
-        <w:rPr>
-          <w:rStyle w:val="NormalTok"/>
-        </w:rPr>
-        <w:t xml:space="preserve"> </w:t>
-      </w:r>
-      <w:r>
-        <w:rPr>
-          <w:rStyle w:val="FunctionTok"/>
-        </w:rPr>
-        <w:t xml:space="preserve">keyPressed</w:t>
-      </w:r>
-      <w:r>
-        <w:rPr>
-          <w:rStyle w:val="OperatorTok"/>
-        </w:rPr>
-        <w:t xml:space="preserve">()</w:t>
-      </w:r>
-      <w:r>
-        <w:rPr>
-          <w:rStyle w:val="NormalTok"/>
-        </w:rPr>
-        <w:t xml:space="preserve"> </w:t>
-      </w:r>
-      <w:r>
-        <w:rPr>
-          <w:rStyle w:val="OperatorTok"/>
-        </w:rPr>
-        <w:t xml:space="preserve">{</w:t>
-      </w:r>
-      <w:r>
-        <w:br/>
-      </w:r>
-      <w:r>
-        <w:rPr>
-          <w:rStyle w:val="NormalTok"/>
-        </w:rPr>
-        <w:t xml:space="preserve">  player</w:t>
-      </w:r>
-      <w:r>
-        <w:rPr>
-          <w:rStyle w:val="OperatorTok"/>
-        </w:rPr>
-        <w:t xml:space="preserve">.</w:t>
-      </w:r>
-      <w:r>
-        <w:rPr>
-          <w:rStyle w:val="FunctionTok"/>
-        </w:rPr>
-        <w:t xml:space="preserve">keyboardControl</w:t>
-      </w:r>
-      <w:r>
-        <w:rPr>
-          <w:rStyle w:val="OperatorTok"/>
-        </w:rPr>
-        <w:t xml:space="preserve">();</w:t>
-      </w:r>
-      <w:r>
-        <w:br/>
-      </w:r>
-      <w:r>
-        <w:rPr>
-          <w:rStyle w:val="OperatorTok"/>
-        </w:rPr>
-        <w:t xml:space="preserve">}</w:t>
-      </w:r>
-    </w:p>
-    <w:tbl>
-      <w:tblPr>
-        <w:tblW w:w="9360" w:type="dxa"/>
-        <w:tblInd w:w="92" w:type="dxa"/>
-        <w:tblLayout w:type="fixed"/>
-        <w:tblBorders>
-          <w:top w:val="nil"/>
-          <w:left w:val="nil"/>
-          <w:bottom w:val="nil"/>
-          <w:right w:val="nil"/>
-          <w:insideH w:val="nil"/>
-          <w:insideV w:val="nil"/>
-        </w:tblBorders>
-        <w:tblCellMar>
-          <w:top w:w="0" w:type="dxa"/>
-          <w:left w:w="200" w:type="dxa"/>
-          <w:bottom w:w="0" w:type="dxa"/>
-          <w:right w:w="200" w:type="dxa"/>
-        </w:tblCellMar>
-        <w:tblLook w:val="0000" w:firstRow="0" w:lastRow="0" w:firstColumn="0" w:lastColumn="0" w:noHBand="1" w:noVBand="1"/>
-      </w:tblPr>
-      <w:tblGrid>
-        <w:gridCol w:w="9360"/>
-      </w:tblGrid>
-      <w:tr>
-        <w:trPr>
-          <w:cantSplit/>
-        </w:trPr>
-        <w:tc>
-          <w:tcPr>
-            <w:tcW w:w="9360" w:type="dxa"/>
-            <w:tcBorders>
-              <w:top w:val="single" w:sz="4" w:space="0" w:color="CFE0F3"/>
-              <w:left w:val="single" w:sz="36" w:space="0" w:color="2B6CB0"/>
-              <w:bottom w:val="single" w:sz="4" w:space="0" w:color="CFE0F3"/>
-              <w:right w:val="single" w:sz="4" w:space="0" w:color="CFE0F3"/>
-            </w:tcBorders>
-            <w:shd w:val="clear" w:color="auto" w:fill="F2F7FD"/>
+            <w:shd w:val="clear" w:color="auto" w:fill="F1FBF5"/>
             <w:tcMar>
               <w:top w:w="60" w:type="dxa"/>
               <w:bottom w:w="60" w:type="dxa"/>
@@ -2442,112 +3007,10 @@
                 <w:b/>
                 <w:bCs/>
               </w:rPr>
-              <w:t xml:space="preserve">Aside:  event functions</w:t>
-            </w:r>
-          </w:p>
-          <w:p>
-            <w:pPr>
-              <w:pStyle w:val="BodyText"/>
-            </w:pPr>
-            <w:r>
-              <w:rPr>
-                <w:rStyle w:val="VerbatimChar"/>
-              </w:rPr>
-              <w:t xml:space="preserve">keyPressed()</w:t>
-            </w:r>
-            <w:r>
-              <w:t xml:space="preserve"> </w:t>
-            </w:r>
-            <w:r>
-              <w:t xml:space="preserve">is an</w:t>
-            </w:r>
-            <w:r>
-              <w:t xml:space="preserve"> </w:t>
-            </w:r>
-            <w:r>
-              <w:rPr>
-                <w:b/>
-                <w:bCs/>
-              </w:rPr>
-              <w:t xml:space="preserve">event function</w:t>
-            </w:r>
-            <w:r>
-              <w:t xml:space="preserve">.  You write it, and Processing calls</w:t>
-            </w:r>
-            <w:r>
-              <w:t xml:space="preserve"> </w:t>
-            </w:r>
-            <w:r>
-              <w:t xml:space="preserve">it for you, every time a key goes down.  Its name has to be exactly</w:t>
-            </w:r>
-            <w:r>
-              <w:t xml:space="preserve"> </w:t>
-            </w:r>
-            <w:r>
-              <w:rPr>
-                <w:rStyle w:val="VerbatimChar"/>
-              </w:rPr>
-              <w:t xml:space="preserve">keyPressed</w:t>
-            </w:r>
-            <w:r>
-              <w:t xml:space="preserve">, the same way</w:t>
-            </w:r>
-            <w:r>
-              <w:t xml:space="preserve"> </w:t>
-            </w:r>
-            <w:r>
-              <w:rPr>
-                <w:rStyle w:val="VerbatimChar"/>
-              </w:rPr>
-              <w:t xml:space="preserve">setup</w:t>
-            </w:r>
-            <w:r>
-              <w:t xml:space="preserve"> </w:t>
-            </w:r>
-            <w:r>
-              <w:t xml:space="preserve">and</w:t>
-            </w:r>
-            <w:r>
-              <w:t xml:space="preserve"> </w:t>
-            </w:r>
-            <w:r>
-              <w:rPr>
-                <w:rStyle w:val="VerbatimChar"/>
-              </w:rPr>
-              <w:t xml:space="preserve">draw</w:t>
-            </w:r>
-            <w:r>
-              <w:t xml:space="preserve"> </w:t>
-            </w:r>
-            <w:r>
-              <w:t xml:space="preserve">have to be spelled exactly. </w:t>
-            </w:r>
-            <w:r>
-              <w:t xml:space="preserve"> </w:t>
-            </w:r>
-            <w:r>
-              <w:t xml:space="preserve">There's one for the mouse, too: </w:t>
-            </w:r>
-            <w:r>
-              <w:t xml:space="preserve"> </w:t>
-            </w:r>
-            <w:r>
-              <w:rPr>
-                <w:rStyle w:val="VerbatimChar"/>
-              </w:rPr>
-              <w:t xml:space="preserve">mousePressed()</w:t>
-            </w:r>
-            <w:r>
-              <w:t xml:space="preserve"> </w:t>
-            </w:r>
-            <w:r>
-              <w:t xml:space="preserve">runs once, each time you</w:t>
-            </w:r>
-            <w:r>
-              <w:t xml:space="preserve"> </w:t>
-            </w:r>
-            <w:r>
-              <w:t xml:space="preserve">click.</w:t>
+              <w:t xml:space="preserve">Check.</w:t>
+            </w:r>
+            <w:r>
+              <w:t xml:space="preserve">  Your character keeps going.</w:t>
             </w:r>
           </w:p>
         </w:tc>
@@ -2558,84 +3021,57 @@
         <w:spacing w:before="0" w:after="0" w:line="120" w:lineRule="exact"/>
       </w:pPr>
     </w:p>
-    <w:tbl>
-      <w:tblPr>
-        <w:tblW w:w="9360" w:type="dxa"/>
-        <w:tblInd w:w="92" w:type="dxa"/>
-        <w:tblLayout w:type="fixed"/>
-        <w:tblBorders>
-          <w:top w:val="nil"/>
-          <w:left w:val="nil"/>
-          <w:bottom w:val="nil"/>
-          <w:right w:val="nil"/>
-          <w:insideH w:val="nil"/>
-          <w:insideV w:val="nil"/>
-        </w:tblBorders>
-        <w:tblCellMar>
-          <w:top w:w="0" w:type="dxa"/>
-          <w:left w:w="200" w:type="dxa"/>
-          <w:bottom w:w="0" w:type="dxa"/>
-          <w:right w:w="200" w:type="dxa"/>
-        </w:tblCellMar>
-        <w:tblLook w:val="0000" w:firstRow="0" w:lastRow="0" w:firstColumn="0" w:lastColumn="0" w:noHBand="1" w:noVBand="1"/>
-      </w:tblPr>
-      <w:tblGrid>
-        <w:gridCol w:w="9360"/>
-      </w:tblGrid>
-      <w:tr>
-        <w:trPr>
-          <w:cantSplit/>
-        </w:trPr>
-        <w:tc>
-          <w:tcPr>
-            <w:tcW w:w="9360" w:type="dxa"/>
-            <w:tcBorders>
-              <w:top w:val="single" w:sz="4" w:space="0" w:color="F0C9C4"/>
-              <w:left w:val="single" w:sz="36" w:space="0" w:color="B4382C"/>
-              <w:bottom w:val="single" w:sz="4" w:space="0" w:color="F0C9C4"/>
-              <w:right w:val="single" w:sz="4" w:space="0" w:color="F0C9C4"/>
-            </w:tcBorders>
-            <w:shd w:val="clear" w:color="auto" w:fill="FDF2F1"/>
-            <w:tcMar>
-              <w:top w:w="60" w:type="dxa"/>
-              <w:bottom w:w="60" w:type="dxa"/>
-            </w:tcMar>
-          </w:tcPr>
-          <w:p>
-            <w:pPr>
-              <w:pStyle w:val="BodyText"/>
-            </w:pPr>
-            <w:r>
-              <w:rPr>
-                <w:b/>
-                <w:bCs/>
-              </w:rPr>
-              <w:t xml:space="preserve">Watch out.</w:t>
-            </w:r>
-            <w:r>
-              <w:t xml:space="preserve">  Click inside the sketch window before you press any keys.  Until</w:t>
-            </w:r>
-            <w:r>
-              <w:t xml:space="preserve"> </w:t>
-            </w:r>
-            <w:r>
-              <w:t xml:space="preserve">you do, the keys go to the code editor.</w:t>
-            </w:r>
-          </w:p>
-        </w:tc>
-      </w:tr>
-    </w:tbl>
-    <w:p>
-      <w:pPr>
-        <w:spacing w:before="0" w:after="0" w:line="120" w:lineRule="exact"/>
-      </w:pPr>
+    <w:p>
+      <w:pPr>
+        <w:pStyle w:val="BodyText"/>
+      </w:pPr>
+      <w:r>
+        <w:t xml:space="preserve">That's how it's meant to work. </w:t>
+      </w:r>
+      <w:r>
+        <w:t xml:space="preserve"> </w:t>
+      </w:r>
+      <w:r>
+        <w:rPr>
+          <w:rStyle w:val="VerbatimChar"/>
+        </w:rPr>
+        <w:t xml:space="preserve">keyboardControl()</w:t>
+      </w:r>
+      <w:r>
+        <w:t xml:space="preserve"> </w:t>
+      </w:r>
+      <w:r>
+        <w:rPr>
+          <w:b/>
+          <w:bCs/>
+        </w:rPr>
+        <w:t xml:space="preserve">sets</w:t>
+      </w:r>
+      <w:r>
+        <w:t xml:space="preserve"> </w:t>
+      </w:r>
+      <w:r>
+        <w:t xml:space="preserve">your character's</w:t>
+      </w:r>
+      <w:r>
+        <w:t xml:space="preserve"> </w:t>
+      </w:r>
+      <w:r>
+        <w:t xml:space="preserve">velocity, and letting go of the key leaves the velocity just as it was.  So your</w:t>
+      </w:r>
+      <w:r>
+        <w:t xml:space="preserve"> </w:t>
+      </w:r>
+      <w:r>
+        <w:t xml:space="preserve">character coasts, like it's on ice.  Some games want exactly that.</w:t>
+      </w:r>
     </w:p>
     <w:p>
       <w:pPr>
         <w:pStyle w:val="KeepWithNext"/>
       </w:pPr>
       <w:r>
-        <w:t xml:space="preserve">Run it, and wait a second before you touch anything.</w:t>
+        <w:t xml:space="preserve">Now press the space bar.</w:t>
       </w:r>
     </w:p>
     <w:tbl>
@@ -2693,7 +3129,7 @@
               <w:t xml:space="preserve">Check.</w:t>
             </w:r>
             <w:r>
-              <w:t xml:space="preserve">  Your character drifts slowly to the right on its own.</w:t>
+              <w:t xml:space="preserve">  Your character stops dead.</w:t>
             </w:r>
           </w:p>
         </w:tc>
@@ -2713,18 +3149,18 @@
           <wp:inline>
             <wp:extent cx="3108960" cy="2331720"/>
             <wp:effectExtent b="0" l="0" r="0" t="0"/>
-            <wp:docPr descr="" title="" id="22" name="Picture"/>
+            <wp:docPr descr="" title="" id="31" name="Picture"/>
             <a:graphic>
               <a:graphicData uri="http://schemas.openxmlformats.org/drawingml/2006/picture">
                 <pic:pic>
                   <pic:nvPicPr>
-                    <pic:cNvPr descr="lessons/chapters\screenshots/ch04_Drift.png" id="23" name="Picture"/>
+                    <pic:cNvPr descr="lessons/chapters/screenshots/ch04_Brake.png" id="32" name="Picture"/>
                     <pic:cNvPicPr>
                       <a:picLocks noChangeArrowheads="1" noChangeAspect="1"/>
                     </pic:cNvPicPr>
                   </pic:nvPicPr>
                   <pic:blipFill>
-                    <a:blip r:embed="rId21"/>
+                    <a:blip r:embed="rId30"/>
                     <a:stretch>
                       <a:fillRect/>
                     </a:stretch>
@@ -2758,440 +3194,6 @@
         <w:pStyle w:val="ScreenshotCaption"/>
       </w:pPr>
       <w:r>
-        <w:t xml:space="preserve">One second in, before any key.</w:t>
-      </w:r>
-    </w:p>
-    <w:p>
-      <w:pPr>
-        <w:pStyle w:val="KeepWithNext"/>
-      </w:pPr>
-      <w:r>
-        <w:t xml:space="preserve">That's the</w:t>
-      </w:r>
-      <w:r>
-        <w:t xml:space="preserve"> </w:t>
-      </w:r>
-      <w:r>
-        <w:rPr>
-          <w:rStyle w:val="VerbatimChar"/>
-        </w:rPr>
-        <w:t xml:space="preserve">setVelocity(4, 0)</w:t>
-      </w:r>
-      <w:r>
-        <w:t xml:space="preserve"> </w:t>
-      </w:r>
-      <w:r>
-        <w:t xml:space="preserve">from Step 1, and</w:t>
-      </w:r>
-      <w:r>
-        <w:t xml:space="preserve"> </w:t>
-      </w:r>
-      <w:r>
-        <w:rPr>
-          <w:rStyle w:val="VerbatimChar"/>
-        </w:rPr>
-        <w:t xml:space="preserve">move()</w:t>
-      </w:r>
-      <w:r>
-        <w:t xml:space="preserve"> </w:t>
-      </w:r>
-      <w:r>
-        <w:t xml:space="preserve">is using it, the same</w:t>
-      </w:r>
-      <w:r>
-        <w:t xml:space="preserve"> </w:t>
-      </w:r>
-      <w:r>
-        <w:t xml:space="preserve">as in Chapter 3.  Now click in the window and use the arrow keys.</w:t>
-      </w:r>
-    </w:p>
-    <w:tbl>
-      <w:tblPr>
-        <w:tblW w:w="9360" w:type="dxa"/>
-        <w:tblInd w:w="92" w:type="dxa"/>
-        <w:tblLayout w:type="fixed"/>
-        <w:tblBorders>
-          <w:top w:val="nil"/>
-          <w:left w:val="nil"/>
-          <w:bottom w:val="nil"/>
-          <w:right w:val="nil"/>
-          <w:insideH w:val="nil"/>
-          <w:insideV w:val="nil"/>
-        </w:tblBorders>
-        <w:tblCellMar>
-          <w:top w:w="0" w:type="dxa"/>
-          <w:left w:w="200" w:type="dxa"/>
-          <w:bottom w:w="0" w:type="dxa"/>
-          <w:right w:w="200" w:type="dxa"/>
-        </w:tblCellMar>
-        <w:tblLook w:val="0000" w:firstRow="0" w:lastRow="0" w:firstColumn="0" w:lastColumn="0" w:noHBand="1" w:noVBand="1"/>
-      </w:tblPr>
-      <w:tblGrid>
-        <w:gridCol w:w="9360"/>
-      </w:tblGrid>
-      <w:tr>
-        <w:trPr>
-          <w:cantSplit/>
-        </w:trPr>
-        <w:tc>
-          <w:tcPr>
-            <w:tcW w:w="9360" w:type="dxa"/>
-            <w:tcBorders>
-              <w:top w:val="single" w:sz="4" w:space="0" w:color="C2E6D1"/>
-              <w:left w:val="single" w:sz="36" w:space="0" w:color="1D7A44"/>
-              <w:bottom w:val="single" w:sz="4" w:space="0" w:color="C2E6D1"/>
-              <w:right w:val="single" w:sz="4" w:space="0" w:color="C2E6D1"/>
-            </w:tcBorders>
-            <w:shd w:val="clear" w:color="auto" w:fill="F1FBF5"/>
-            <w:tcMar>
-              <w:top w:w="60" w:type="dxa"/>
-              <w:bottom w:w="60" w:type="dxa"/>
-            </w:tcMar>
-          </w:tcPr>
-          <w:p>
-            <w:pPr>
-              <w:pStyle w:val="BodyText"/>
-            </w:pPr>
-            <w:r>
-              <w:rPr>
-                <w:b/>
-                <w:bCs/>
-              </w:rPr>
-              <w:t xml:space="preserve">Check.</w:t>
-            </w:r>
-            <w:r>
-              <w:t xml:space="preserve">  Each arrow sends your character that way.</w:t>
-            </w:r>
-          </w:p>
-        </w:tc>
-      </w:tr>
-    </w:tbl>
-    <w:p>
-      <w:pPr>
-        <w:spacing w:before="0" w:after="0" w:line="120" w:lineRule="exact"/>
-      </w:pPr>
-    </w:p>
-    <w:p>
-      <w:pPr>
-        <w:pStyle w:val="Screenshot"/>
-      </w:pPr>
-      <w:r>
-        <w:drawing>
-          <wp:inline>
-            <wp:extent cx="3108960" cy="2331720"/>
-            <wp:effectExtent b="0" l="0" r="0" t="0"/>
-            <wp:docPr descr="" title="" id="25" name="Picture"/>
-            <a:graphic>
-              <a:graphicData uri="http://schemas.openxmlformats.org/drawingml/2006/picture">
-                <pic:pic>
-                  <pic:nvPicPr>
-                    <pic:cNvPr descr="lessons/chapters\screenshots/ch04_Drive.png" id="26" name="Picture"/>
-                    <pic:cNvPicPr>
-                      <a:picLocks noChangeArrowheads="1" noChangeAspect="1"/>
-                    </pic:cNvPicPr>
-                  </pic:nvPicPr>
-                  <pic:blipFill>
-                    <a:blip r:embed="rId24"/>
-                    <a:stretch>
-                      <a:fillRect/>
-                    </a:stretch>
-                  </pic:blipFill>
-                  <pic:spPr bwMode="auto">
-                    <a:xfrm>
-                      <a:off x="0" y="0"/>
-                      <a:ext cx="3108960" cy="2331720"/>
-                    </a:xfrm>
-                    <a:prstGeom prst="rect">
-                      <a:avLst/>
-                    </a:prstGeom>
-                    <a:noFill/>
-                    <a:ln w="9525">
-                      <a:solidFill>
-                        <a:srgbClr val="C9D8E8"/>
-                      </a:solidFill>
-                      <a:headEnd/>
-                      <a:tailEnd/>
-                    </a:ln>
-                  </pic:spPr>
-                </pic:pic>
-              </a:graphicData>
-            </a:graphic>
-          </wp:inline>
-        </w:drawing>
-      </w:r>
-    </w:p>
-    <w:p>
-      <w:pPr>
-        <w:pStyle w:val="ScreenshotCaption"/>
-      </w:pPr>
-      <w:r>
-        <w:t xml:space="preserve">Up, then left.  A trail, as before.</w:t>
-      </w:r>
-    </w:p>
-    <w:bookmarkEnd w:id="27"/>
-    <w:bookmarkStart w:id="31" w:name="step-5---let-go"/>
-    <w:p>
-      <w:pPr>
-        <w:pStyle w:val="Heading2"/>
-      </w:pPr>
-      <w:r>
-        <w:t xml:space="preserve">Step 5 - Let go</w:t>
-      </w:r>
-    </w:p>
-    <w:p>
-      <w:pPr>
-        <w:pStyle w:val="KeepWithNext"/>
-      </w:pPr>
-      <w:r>
-        <w:rPr>
-          <w:b/>
-          <w:bCs/>
-        </w:rPr>
-        <w:t xml:space="preserve">Build it.</w:t>
-      </w:r>
-      <w:r>
-        <w:t xml:space="preserve">  Press an arrow key, and let go.</w:t>
-      </w:r>
-    </w:p>
-    <w:tbl>
-      <w:tblPr>
-        <w:tblW w:w="9360" w:type="dxa"/>
-        <w:tblInd w:w="92" w:type="dxa"/>
-        <w:tblLayout w:type="fixed"/>
-        <w:tblBorders>
-          <w:top w:val="nil"/>
-          <w:left w:val="nil"/>
-          <w:bottom w:val="nil"/>
-          <w:right w:val="nil"/>
-          <w:insideH w:val="nil"/>
-          <w:insideV w:val="nil"/>
-        </w:tblBorders>
-        <w:tblCellMar>
-          <w:top w:w="0" w:type="dxa"/>
-          <w:left w:w="200" w:type="dxa"/>
-          <w:bottom w:w="0" w:type="dxa"/>
-          <w:right w:w="200" w:type="dxa"/>
-        </w:tblCellMar>
-        <w:tblLook w:val="0000" w:firstRow="0" w:lastRow="0" w:firstColumn="0" w:lastColumn="0" w:noHBand="1" w:noVBand="1"/>
-      </w:tblPr>
-      <w:tblGrid>
-        <w:gridCol w:w="9360"/>
-      </w:tblGrid>
-      <w:tr>
-        <w:trPr>
-          <w:cantSplit/>
-        </w:trPr>
-        <w:tc>
-          <w:tcPr>
-            <w:tcW w:w="9360" w:type="dxa"/>
-            <w:tcBorders>
-              <w:top w:val="single" w:sz="4" w:space="0" w:color="C2E6D1"/>
-              <w:left w:val="single" w:sz="36" w:space="0" w:color="1D7A44"/>
-              <w:bottom w:val="single" w:sz="4" w:space="0" w:color="C2E6D1"/>
-              <w:right w:val="single" w:sz="4" w:space="0" w:color="C2E6D1"/>
-            </w:tcBorders>
-            <w:shd w:val="clear" w:color="auto" w:fill="F1FBF5"/>
-            <w:tcMar>
-              <w:top w:w="60" w:type="dxa"/>
-              <w:bottom w:w="60" w:type="dxa"/>
-            </w:tcMar>
-          </w:tcPr>
-          <w:p>
-            <w:pPr>
-              <w:pStyle w:val="BodyText"/>
-            </w:pPr>
-            <w:r>
-              <w:rPr>
-                <w:b/>
-                <w:bCs/>
-              </w:rPr>
-              <w:t xml:space="preserve">Check.</w:t>
-            </w:r>
-            <w:r>
-              <w:t xml:space="preserve">  Your character keeps going.</w:t>
-            </w:r>
-          </w:p>
-        </w:tc>
-      </w:tr>
-    </w:tbl>
-    <w:p>
-      <w:pPr>
-        <w:spacing w:before="0" w:after="0" w:line="120" w:lineRule="exact"/>
-      </w:pPr>
-    </w:p>
-    <w:p>
-      <w:pPr>
-        <w:pStyle w:val="BodyText"/>
-      </w:pPr>
-      <w:r>
-        <w:t xml:space="preserve">That's how it's meant to work. </w:t>
-      </w:r>
-      <w:r>
-        <w:t xml:space="preserve"> </w:t>
-      </w:r>
-      <w:r>
-        <w:rPr>
-          <w:rStyle w:val="VerbatimChar"/>
-        </w:rPr>
-        <w:t xml:space="preserve">keyboardControl()</w:t>
-      </w:r>
-      <w:r>
-        <w:t xml:space="preserve"> </w:t>
-      </w:r>
-      <w:r>
-        <w:rPr>
-          <w:b/>
-          <w:bCs/>
-        </w:rPr>
-        <w:t xml:space="preserve">sets</w:t>
-      </w:r>
-      <w:r>
-        <w:t xml:space="preserve"> </w:t>
-      </w:r>
-      <w:r>
-        <w:t xml:space="preserve">your character's</w:t>
-      </w:r>
-      <w:r>
-        <w:t xml:space="preserve"> </w:t>
-      </w:r>
-      <w:r>
-        <w:t xml:space="preserve">velocity, and letting go of the key leaves the velocity just as it was.  So your</w:t>
-      </w:r>
-      <w:r>
-        <w:t xml:space="preserve"> </w:t>
-      </w:r>
-      <w:r>
-        <w:t xml:space="preserve">character coasts, like it's on ice.  Some games want exactly that.</w:t>
-      </w:r>
-    </w:p>
-    <w:p>
-      <w:pPr>
-        <w:pStyle w:val="KeepWithNext"/>
-      </w:pPr>
-      <w:r>
-        <w:t xml:space="preserve">Now press the space bar.</w:t>
-      </w:r>
-    </w:p>
-    <w:tbl>
-      <w:tblPr>
-        <w:tblW w:w="9360" w:type="dxa"/>
-        <w:tblInd w:w="92" w:type="dxa"/>
-        <w:tblLayout w:type="fixed"/>
-        <w:tblBorders>
-          <w:top w:val="nil"/>
-          <w:left w:val="nil"/>
-          <w:bottom w:val="nil"/>
-          <w:right w:val="nil"/>
-          <w:insideH w:val="nil"/>
-          <w:insideV w:val="nil"/>
-        </w:tblBorders>
-        <w:tblCellMar>
-          <w:top w:w="0" w:type="dxa"/>
-          <w:left w:w="200" w:type="dxa"/>
-          <w:bottom w:w="0" w:type="dxa"/>
-          <w:right w:w="200" w:type="dxa"/>
-        </w:tblCellMar>
-        <w:tblLook w:val="0000" w:firstRow="0" w:lastRow="0" w:firstColumn="0" w:lastColumn="0" w:noHBand="1" w:noVBand="1"/>
-      </w:tblPr>
-      <w:tblGrid>
-        <w:gridCol w:w="9360"/>
-      </w:tblGrid>
-      <w:tr>
-        <w:trPr>
-          <w:cantSplit/>
-        </w:trPr>
-        <w:tc>
-          <w:tcPr>
-            <w:tcW w:w="9360" w:type="dxa"/>
-            <w:tcBorders>
-              <w:top w:val="single" w:sz="4" w:space="0" w:color="C2E6D1"/>
-              <w:left w:val="single" w:sz="36" w:space="0" w:color="1D7A44"/>
-              <w:bottom w:val="single" w:sz="4" w:space="0" w:color="C2E6D1"/>
-              <w:right w:val="single" w:sz="4" w:space="0" w:color="C2E6D1"/>
-            </w:tcBorders>
-            <w:shd w:val="clear" w:color="auto" w:fill="F1FBF5"/>
-            <w:tcMar>
-              <w:top w:w="60" w:type="dxa"/>
-              <w:bottom w:w="60" w:type="dxa"/>
-            </w:tcMar>
-          </w:tcPr>
-          <w:p>
-            <w:pPr>
-              <w:pStyle w:val="BodyText"/>
-            </w:pPr>
-            <w:r>
-              <w:rPr>
-                <w:b/>
-                <w:bCs/>
-              </w:rPr>
-              <w:t xml:space="preserve">Check.</w:t>
-            </w:r>
-            <w:r>
-              <w:t xml:space="preserve">  Your character stops dead.</w:t>
-            </w:r>
-          </w:p>
-        </w:tc>
-      </w:tr>
-    </w:tbl>
-    <w:p>
-      <w:pPr>
-        <w:spacing w:before="0" w:after="0" w:line="120" w:lineRule="exact"/>
-      </w:pPr>
-    </w:p>
-    <w:p>
-      <w:pPr>
-        <w:pStyle w:val="Screenshot"/>
-      </w:pPr>
-      <w:r>
-        <w:drawing>
-          <wp:inline>
-            <wp:extent cx="3108960" cy="2331720"/>
-            <wp:effectExtent b="0" l="0" r="0" t="0"/>
-            <wp:docPr descr="" title="" id="29" name="Picture"/>
-            <a:graphic>
-              <a:graphicData uri="http://schemas.openxmlformats.org/drawingml/2006/picture">
-                <pic:pic>
-                  <pic:nvPicPr>
-                    <pic:cNvPr descr="lessons/chapters\screenshots/ch04_Brake.png" id="30" name="Picture"/>
-                    <pic:cNvPicPr>
-                      <a:picLocks noChangeArrowheads="1" noChangeAspect="1"/>
-                    </pic:cNvPicPr>
-                  </pic:nvPicPr>
-                  <pic:blipFill>
-                    <a:blip r:embed="rId28"/>
-                    <a:stretch>
-                      <a:fillRect/>
-                    </a:stretch>
-                  </pic:blipFill>
-                  <pic:spPr bwMode="auto">
-                    <a:xfrm>
-                      <a:off x="0" y="0"/>
-                      <a:ext cx="3108960" cy="2331720"/>
-                    </a:xfrm>
-                    <a:prstGeom prst="rect">
-                      <a:avLst/>
-                    </a:prstGeom>
-                    <a:noFill/>
-                    <a:ln w="9525">
-                      <a:solidFill>
-                        <a:srgbClr val="C9D8E8"/>
-                      </a:solidFill>
-                      <a:headEnd/>
-                      <a:tailEnd/>
-                    </a:ln>
-                  </pic:spPr>
-                </pic:pic>
-              </a:graphicData>
-            </a:graphic>
-          </wp:inline>
-        </w:drawing>
-      </w:r>
-    </w:p>
-    <w:p>
-      <w:pPr>
-        <w:pStyle w:val="ScreenshotCaption"/>
-      </w:pPr>
-      <w:r>
         <w:t xml:space="preserve">Up, and then the space bar.</w:t>
       </w:r>
     </w:p>
@@ -3259,15 +3261,15 @@
         <w:spacing w:before="0" w:after="0" w:line="20" w:lineRule="exact"/>
       </w:pPr>
     </w:p>
-    <w:bookmarkEnd w:id="31"/>
-    <w:bookmarkStart w:id="32" w:name="the-two-halves"/>
     <w:p>
       <w:pPr>
         <w:pStyle w:val="Heading2"/>
       </w:pPr>
+      <w:bookmarkStart w:id="33" w:name="_334b9da979b20ed0709c2b2236b0298248c0a3e"/>
       <w:r>
         <w:t xml:space="preserve">4.4  The two halves</w:t>
       </w:r>
+      <w:bookmarkEnd w:id="33"/>
     </w:p>
     <w:p>
       <w:pPr>
@@ -3483,25 +3485,25 @@
         <w:spacing w:before="0" w:after="0" w:line="120" w:lineRule="exact"/>
       </w:pPr>
     </w:p>
-    <w:bookmarkEnd w:id="32"/>
-    <w:bookmarkEnd w:id="33"/>
-    <w:bookmarkStart w:id="47" w:name="part-four---make-it-yours"/>
     <w:p>
       <w:pPr>
         <w:pStyle w:val="Heading1"/>
       </w:pPr>
+      <w:bookmarkStart w:id="34" w:name="_5bf62a5fe912509ae0f565593a5d76f4bf1a309"/>
       <w:r>
         <w:t xml:space="preserve">Part Four - Make it yours</w:t>
       </w:r>
-    </w:p>
-    <w:bookmarkStart w:id="34" w:name="pick-one"/>
+      <w:bookmarkEnd w:id="34"/>
+    </w:p>
     <w:p>
       <w:pPr>
         <w:pStyle w:val="Heading2"/>
       </w:pPr>
+      <w:bookmarkStart w:id="35" w:name="_1d4d5b37adf337d6ff5c33695b5247ca1a0e6ea"/>
       <w:r>
         <w:t xml:space="preserve">4.5  Pick one</w:t>
       </w:r>
+      <w:bookmarkEnd w:id="35"/>
     </w:p>
     <w:tbl>
       <w:tblPr>
@@ -3663,15 +3665,15 @@
         <w:spacing w:before="0" w:after="0" w:line="20" w:lineRule="exact"/>
       </w:pPr>
     </w:p>
-    <w:bookmarkEnd w:id="34"/>
-    <w:bookmarkStart w:id="41" w:name="something-extra"/>
     <w:p>
       <w:pPr>
         <w:pStyle w:val="Heading2"/>
       </w:pPr>
+      <w:bookmarkStart w:id="36" w:name="_df9a939efd29331c19b19a1490ccdb1d93662c8"/>
       <w:r>
         <w:t xml:space="preserve">4.6  Something extra</w:t>
       </w:r>
+      <w:bookmarkEnd w:id="36"/>
     </w:p>
     <w:p>
       <w:pPr>
@@ -3895,18 +3897,18 @@
           <wp:inline>
             <wp:extent cx="3108960" cy="2331720"/>
             <wp:effectExtent b="0" l="0" r="0" t="0"/>
-            <wp:docPr descr="" title="" id="36" name="Picture"/>
+            <wp:docPr descr="" title="" id="38" name="Picture"/>
             <a:graphic>
               <a:graphicData uri="http://schemas.openxmlformats.org/drawingml/2006/picture">
                 <pic:pic>
                   <pic:nvPicPr>
-                    <pic:cNvPr descr="lessons/chapters\screenshots/ch04_Click.png" id="37" name="Picture"/>
+                    <pic:cNvPr descr="lessons/chapters/screenshots/ch04_Click.png" id="39" name="Picture"/>
                     <pic:cNvPicPr>
                       <a:picLocks noChangeArrowheads="1" noChangeAspect="1"/>
                     </pic:cNvPicPr>
                   </pic:nvPicPr>
                   <pic:blipFill>
-                    <a:blip r:embed="rId35"/>
+                    <a:blip r:embed="rId37"/>
                     <a:stretch>
                       <a:fillRect/>
                     </a:stretch>
@@ -4194,18 +4196,18 @@
           <wp:inline>
             <wp:extent cx="3108960" cy="2331720"/>
             <wp:effectExtent b="0" l="0" r="0" t="0"/>
-            <wp:docPr descr="" title="" id="39" name="Picture"/>
+            <wp:docPr descr="" title="" id="41" name="Picture"/>
             <a:graphic>
               <a:graphicData uri="http://schemas.openxmlformats.org/drawingml/2006/picture">
                 <pic:pic>
                   <pic:nvPicPr>
-                    <pic:cNvPr descr="lessons/chapters\screenshots/ch04_Release.png" id="40" name="Picture"/>
+                    <pic:cNvPr descr="lessons/chapters/screenshots/ch04_Release.png" id="42" name="Picture"/>
                     <pic:cNvPicPr>
                       <a:picLocks noChangeArrowheads="1" noChangeAspect="1"/>
                     </pic:cNvPicPr>
                   </pic:nvPicPr>
                   <pic:blipFill>
-                    <a:blip r:embed="rId38"/>
+                    <a:blip r:embed="rId40"/>
                     <a:stretch>
                       <a:fillRect/>
                     </a:stretch>
@@ -4291,15 +4293,15 @@
         </w:pict>
       </w:r>
     </w:p>
-    <w:bookmarkEnd w:id="41"/>
-    <w:bookmarkStart w:id="45" w:name="chapter-summary"/>
     <w:p>
       <w:pPr>
         <w:pStyle w:val="Heading2"/>
       </w:pPr>
+      <w:bookmarkStart w:id="43" w:name="_756eed4fa0751524c5b578eece8efd34a11981f"/>
       <w:r>
         <w:t xml:space="preserve">Chapter summary</w:t>
       </w:r>
+      <w:bookmarkEnd w:id="43"/>
     </w:p>
     <w:p>
       <w:pPr>
@@ -4669,14 +4671,15 @@
         </w:tc>
       </w:tr>
     </w:tbl>
-    <w:bookmarkStart w:id="42" w:name="new-syntax-in-this-chapter"/>
     <w:p>
       <w:pPr>
         <w:pStyle w:val="Heading3"/>
       </w:pPr>
+      <w:bookmarkStart w:id="44" w:name="_5dc73f788cf3617f359e6c7776c2b190c21c786"/>
       <w:r>
         <w:t xml:space="preserve">New syntax in this chapter</w:t>
       </w:r>
+      <w:bookmarkEnd w:id="44"/>
     </w:p>
     <w:tbl>
       <w:tblPr>
@@ -4953,15 +4956,15 @@
         </w:tc>
       </w:tr>
     </w:tbl>
-    <w:bookmarkEnd w:id="42"/>
-    <w:bookmarkStart w:id="43" w:name="vocabulary"/>
     <w:p>
       <w:pPr>
         <w:pStyle w:val="Heading3"/>
       </w:pPr>
+      <w:bookmarkStart w:id="45" w:name="_vocabulary"/>
       <w:r>
         <w:t xml:space="preserve">Vocabulary</w:t>
       </w:r>
+      <w:bookmarkEnd w:id="45"/>
     </w:p>
     <w:p>
       <w:pPr>
@@ -5131,15 +5134,15 @@
         <w:t xml:space="preserve">gives up.  (4.5)</w:t>
       </w:r>
     </w:p>
-    <w:bookmarkEnd w:id="43"/>
-    <w:bookmarkStart w:id="44" w:name="check-your-understanding"/>
     <w:p>
       <w:pPr>
         <w:pStyle w:val="Heading3"/>
       </w:pPr>
+      <w:bookmarkStart w:id="46" w:name="_e8b5ca3bdd124de88893e49f226868b8cccfada"/>
       <w:r>
         <w:t xml:space="preserve">Check your understanding</w:t>
       </w:r>
+      <w:bookmarkEnd w:id="46"/>
     </w:p>
     <w:p>
       <w:pPr>
@@ -5303,16 +5306,15 @@
         <w:t xml:space="preserve">give up?</w:t>
       </w:r>
     </w:p>
-    <w:bookmarkEnd w:id="44"/>
-    <w:bookmarkEnd w:id="45"/>
-    <w:bookmarkStart w:id="46" w:name="whats-next"/>
     <w:p>
       <w:pPr>
         <w:pStyle w:val="Heading2"/>
       </w:pPr>
+      <w:bookmarkStart w:id="47" w:name="_7719b7a9b876f6bdc279f3d57c526f4ef167ae4"/>
       <w:r>
         <w:t xml:space="preserve">What's next</w:t>
       </w:r>
+      <w:bookmarkEnd w:id="47"/>
     </w:p>
     <w:p>
       <w:pPr>
@@ -5336,11 +5338,9 @@
         <w:t xml:space="preserve">floating through it, waiting for Chapter 6.</w:t>
       </w:r>
     </w:p>
-    <w:bookmarkEnd w:id="46"/>
-    <w:bookmarkEnd w:id="47"/>
     <w:sectPr>
-      <w:pgSz w:h="15840" w:w="12240"/>
-      <w:pgMar w:bottom="1440" w:footer="720" w:gutter="0" w:header="720" w:left="1440" w:right="1440" w:top="1440"/>
+      <w:pgSz w:w="12240" w:h="15840"/>
+      <w:pgMar w:top="1440" w:right="1440" w:bottom="1440" w:left="1440" w:header="720" w:footer="720" w:gutter="0"/>
       <w:footnotePr>
         <w:numRestart w:val="eachSect"/>
       </w:footnotePr>
@@ -5682,10 +5682,10 @@
   <w:docDefaults>
     <w:rPrDefault>
       <w:rPr>
-        <w:rFonts w:ascii="Calibri" w:cs="Calibri" w:eastAsia="Calibri" w:hAnsi="Calibri"/>
+        <w:rFonts w:ascii="Calibri" w:hAnsi="Calibri" w:eastAsia="Calibri" w:cs="Calibri"/>
         <w:sz w:val="22"/>
         <w:szCs w:val="22"/>
-        <w:lang w:bidi="ar-SA" w:eastAsia="zh-CN" w:val="en-US"/>
+        <w:lang w:val="en-US" w:eastAsia="zh-CN" w:bidi="ar-SA"/>
       </w:rPr>
     </w:rPrDefault>
     <w:pPrDefault>
@@ -5694,61 +5694,61 @@
       </w:pPr>
     </w:pPrDefault>
   </w:docDefaults>
-  <w:latentStyles w:count="276" w:defLockedState="0" w:defQFormat="0" w:defSemiHidden="0" w:defUIPriority="0" w:defUnhideWhenUsed="0"/>
-  <w:style w:default="1" w:styleId="Normal" w:type="paragraph">
+  <w:latentStyles w:defLockedState="0" w:defUIPriority="0" w:defSemiHidden="0" w:defUnhideWhenUsed="0" w:defQFormat="0" w:count="276"/>
+  <w:style w:type="paragraph" w:default="1" w:styleId="Normal">
     <w:name w:val="Normal"/>
     <w:qFormat/>
   </w:style>
-  <w:style w:styleId="BodyText" w:type="paragraph">
+  <w:style w:type="paragraph" w:styleId="BodyText">
     <w:name w:val="Body Text"/>
     <w:basedOn w:val="Normal"/>
     <w:link w:val="BodyTextChar"/>
     <w:qFormat/>
     <w:pPr>
-      <w:spacing w:after="180" w:before="180"/>
+      <w:spacing w:before="180" w:after="180"/>
     </w:pPr>
   </w:style>
-  <w:style w:customStyle="1" w:styleId="FirstParagraph" w:type="paragraph">
+  <w:style w:type="paragraph" w:customStyle="1" w:styleId="FirstParagraph">
     <w:name w:val="First Paragraph"/>
     <w:basedOn w:val="BodyText"/>
     <w:next w:val="BodyText"/>
     <w:qFormat/>
   </w:style>
-  <w:style w:customStyle="1" w:styleId="Compact" w:type="paragraph">
+  <w:style w:type="paragraph" w:customStyle="1" w:styleId="Compact">
     <w:name w:val="Compact"/>
     <w:basedOn w:val="BodyText"/>
     <w:qFormat/>
     <w:pPr>
-      <w:spacing w:after="36" w:before="36"/>
+      <w:spacing w:before="36" w:after="36"/>
     </w:pPr>
   </w:style>
-  <w:style w:customStyle="1" w:styleId="TitleChar" w:type="character">
+  <w:style w:type="character" w:customStyle="1" w:styleId="TitleChar">
     <w:name w:val="Title Char"/>
     <w:basedOn w:val="DefaultParagraphFont"/>
     <w:link w:val="Title"/>
     <w:uiPriority w:val="10"/>
     <w:rsid w:val="00A10FD9"/>
     <w:rPr>
-      <w:rFonts w:ascii="Calibri" w:cs="Calibri" w:eastAsia="Calibri" w:hAnsi="Calibri"/>
+      <w:rFonts w:ascii="Calibri" w:hAnsi="Calibri" w:eastAsia="Calibri" w:cs="Calibri"/>
       <w:sz w:val="56"/>
       <w:szCs w:val="56"/>
     </w:rPr>
   </w:style>
-  <w:style w:customStyle="1" w:styleId="SubtitleChar" w:type="character">
+  <w:style w:type="character" w:customStyle="1" w:styleId="SubtitleChar">
     <w:name w:val="Subtitle Char"/>
     <w:basedOn w:val="DefaultParagraphFont"/>
     <w:link w:val="Subtitle"/>
     <w:uiPriority w:val="11"/>
     <w:rsid w:val="00A10FD9"/>
     <w:rPr>
-      <w:rFonts w:ascii="Calibri" w:cs="Calibri" w:eastAsia="Calibri" w:hAnsi="Calibri"/>
-      <w:color w:themeColor="text1" w:themeTint="A6" w:val="595959"/>
+      <w:rFonts w:ascii="Calibri" w:hAnsi="Calibri" w:eastAsia="Calibri" w:cs="Calibri"/>
+      <w:color w:val="595959" w:themeColor="text1" w:themeTint="A6"/>
       <w:spacing w:val="15"/>
       <w:sz w:val="28"/>
       <w:szCs w:val="28"/>
     </w:rPr>
   </w:style>
-  <w:style w:customStyle="1" w:styleId="Author" w:type="paragraph">
+  <w:style w:type="paragraph" w:customStyle="1" w:styleId="Author">
     <w:name w:val="Author"/>
     <w:basedOn w:val="Title"/>
     <w:next w:val="BodyText"/>
@@ -5762,7 +5762,7 @@
       <w:szCs w:val="24"/>
     </w:rPr>
   </w:style>
-  <w:style w:customStyle="1" w:styleId="AbstractTitle" w:type="paragraph">
+  <w:style w:type="paragraph" w:customStyle="1" w:styleId="AbstractTitle">
     <w:name w:val="Abstract Title"/>
     <w:basedOn w:val="Normal"/>
     <w:next w:val="Abstract"/>
@@ -5770,7 +5770,7 @@
     <w:pPr>
       <w:keepNext/>
       <w:keepLines/>
-      <w:spacing w:after="0" w:before="300"/>
+      <w:spacing w:before="300" w:after="0"/>
       <w:jc w:val="center"/>
     </w:pPr>
     <w:rPr>
@@ -5779,7 +5779,7 @@
       <w:szCs w:val="20"/>
     </w:rPr>
   </w:style>
-  <w:style w:customStyle="1" w:styleId="Abstract" w:type="paragraph">
+  <w:style w:type="paragraph" w:customStyle="1" w:styleId="Abstract">
     <w:name w:val="Abstract"/>
     <w:basedOn w:val="Normal"/>
     <w:next w:val="BodyText"/>
@@ -5787,14 +5787,14 @@
     <w:pPr>
       <w:keepNext/>
       <w:keepLines/>
-      <w:spacing w:after="300" w:before="100"/>
+      <w:spacing w:before="100" w:after="300"/>
     </w:pPr>
     <w:rPr>
       <w:sz w:val="20"/>
       <w:szCs w:val="20"/>
     </w:rPr>
   </w:style>
-  <w:style w:styleId="Bibliography" w:type="paragraph">
+  <w:style w:type="paragraph" w:styleId="Bibliography">
     <w:name w:val="Bibliography"/>
     <w:basedOn w:val="Normal"/>
     <w:next w:val="Bibliography"/>
@@ -5802,7 +5802,7 @@
     <w:pPr/>
     <w:rPr/>
   </w:style>
-  <w:style w:styleId="Heading1" w:type="paragraph">
+  <w:style w:type="paragraph" w:styleId="Heading1">
     <w:name w:val="heading 1"/>
     <w:basedOn w:val="Normal"/>
     <w:next w:val="BodyText"/>
@@ -5814,17 +5814,17 @@
       <w:pageBreakBefore/>
       <w:keepNext/>
       <w:keepLines/>
-      <w:spacing w:after="80" w:before="360"/>
+      <w:spacing w:before="360" w:after="80"/>
       <w:outlineLvl w:val="0"/>
     </w:pPr>
     <w:rPr>
-      <w:rFonts w:ascii="Calibri" w:cs="Calibri" w:eastAsia="Calibri" w:hAnsi="Calibri"/>
+      <w:rFonts w:ascii="Calibri" w:hAnsi="Calibri" w:eastAsia="Calibri" w:cs="Calibri"/>
       <w:color w:val="1F4E79"/>
       <w:sz w:val="40"/>
       <w:szCs w:val="40"/>
     </w:rPr>
   </w:style>
-  <w:style w:styleId="Heading2" w:type="paragraph">
+  <w:style w:type="paragraph" w:styleId="Heading2">
     <w:name w:val="heading 2"/>
     <w:basedOn w:val="Normal"/>
     <w:next w:val="BodyText"/>
@@ -5837,17 +5837,17 @@
     <w:pPr>
       <w:keepNext/>
       <w:keepLines/>
-      <w:spacing w:after="80" w:before="160"/>
+      <w:spacing w:before="160" w:after="80"/>
       <w:outlineLvl w:val="1"/>
     </w:pPr>
     <w:rPr>
-      <w:rFonts w:ascii="Calibri" w:cs="Calibri" w:eastAsia="Calibri" w:hAnsi="Calibri"/>
+      <w:rFonts w:ascii="Calibri" w:hAnsi="Calibri" w:eastAsia="Calibri" w:cs="Calibri"/>
       <w:color w:val="1F4E79"/>
       <w:sz w:val="32"/>
       <w:szCs w:val="32"/>
     </w:rPr>
   </w:style>
-  <w:style w:styleId="Heading3" w:type="paragraph">
+  <w:style w:type="paragraph" w:styleId="Heading3">
     <w:name w:val="heading 3"/>
     <w:basedOn w:val="Normal"/>
     <w:next w:val="BodyText"/>
@@ -5860,17 +5860,17 @@
     <w:pPr>
       <w:keepNext/>
       <w:keepLines/>
-      <w:spacing w:after="80" w:before="160"/>
+      <w:spacing w:before="160" w:after="80"/>
       <w:outlineLvl w:val="2"/>
     </w:pPr>
     <w:rPr>
-      <w:rFonts w:ascii="Calibri" w:cs="Calibri" w:eastAsia="Calibri" w:hAnsi="Calibri"/>
+      <w:rFonts w:ascii="Calibri" w:hAnsi="Calibri" w:eastAsia="Calibri" w:cs="Calibri"/>
       <w:color w:val="1F4E79"/>
       <w:sz w:val="28"/>
       <w:szCs w:val="28"/>
     </w:rPr>
   </w:style>
-  <w:style w:styleId="Heading4" w:type="paragraph">
+  <w:style w:type="paragraph" w:styleId="Heading4">
     <w:name w:val="heading 4"/>
     <w:basedOn w:val="Normal"/>
     <w:next w:val="BodyText"/>
@@ -5883,17 +5883,17 @@
     <w:pPr>
       <w:keepNext/>
       <w:keepLines/>
-      <w:spacing w:after="40" w:before="80"/>
+      <w:spacing w:before="80" w:after="40"/>
       <w:outlineLvl w:val="3"/>
     </w:pPr>
     <w:rPr>
-      <w:rFonts w:ascii="Calibri" w:cs="Calibri" w:eastAsia="Calibri" w:hAnsi="Calibri"/>
+      <w:rFonts w:ascii="Calibri" w:hAnsi="Calibri" w:eastAsia="Calibri" w:cs="Calibri"/>
       <w:i/>
       <w:iCs/>
       <w:color w:val="1F4E79"/>
     </w:rPr>
   </w:style>
-  <w:style w:styleId="Heading5" w:type="paragraph">
+  <w:style w:type="paragraph" w:styleId="Heading5">
     <w:name w:val="heading 5"/>
     <w:basedOn w:val="Normal"/>
     <w:next w:val="BodyText"/>
@@ -5906,15 +5906,15 @@
     <w:pPr>
       <w:keepNext/>
       <w:keepLines/>
-      <w:spacing w:after="40" w:before="80"/>
+      <w:spacing w:before="80" w:after="40"/>
       <w:outlineLvl w:val="4"/>
     </w:pPr>
     <w:rPr>
-      <w:rFonts w:ascii="Calibri" w:cs="Calibri" w:eastAsia="Calibri" w:hAnsi="Calibri"/>
+      <w:rFonts w:ascii="Calibri" w:hAnsi="Calibri" w:eastAsia="Calibri" w:cs="Calibri"/>
       <w:color w:val="1F4E79"/>
     </w:rPr>
   </w:style>
-  <w:style w:styleId="Heading6" w:type="paragraph">
+  <w:style w:type="paragraph" w:styleId="Heading6">
     <w:name w:val="heading 6"/>
     <w:basedOn w:val="Normal"/>
     <w:next w:val="BodyText"/>
@@ -5927,17 +5927,17 @@
     <w:pPr>
       <w:keepNext/>
       <w:keepLines/>
-      <w:spacing w:after="0" w:before="40"/>
+      <w:spacing w:before="40" w:after="0"/>
       <w:outlineLvl w:val="5"/>
     </w:pPr>
     <w:rPr>
-      <w:rFonts w:ascii="Calibri" w:cs="Calibri" w:eastAsia="Calibri" w:hAnsi="Calibri"/>
+      <w:rFonts w:ascii="Calibri" w:hAnsi="Calibri" w:eastAsia="Calibri" w:cs="Calibri"/>
       <w:i/>
       <w:iCs/>
-      <w:color w:themeColor="text1" w:themeTint="A6" w:val="595959"/>
+      <w:color w:val="595959" w:themeColor="text1" w:themeTint="A6"/>
     </w:rPr>
   </w:style>
-  <w:style w:styleId="Heading7" w:type="paragraph">
+  <w:style w:type="paragraph" w:styleId="Heading7">
     <w:name w:val="heading 7"/>
     <w:basedOn w:val="Normal"/>
     <w:next w:val="BodyText"/>
@@ -5950,15 +5950,15 @@
     <w:pPr>
       <w:keepNext/>
       <w:keepLines/>
-      <w:spacing w:after="0" w:before="40"/>
+      <w:spacing w:before="40" w:after="0"/>
       <w:outlineLvl w:val="6"/>
     </w:pPr>
     <w:rPr>
-      <w:rFonts w:ascii="Calibri" w:cs="Calibri" w:eastAsia="Calibri" w:hAnsi="Calibri"/>
-      <w:color w:themeColor="text1" w:themeTint="A6" w:val="595959"/>
+      <w:rFonts w:ascii="Calibri" w:hAnsi="Calibri" w:eastAsia="Calibri" w:cs="Calibri"/>
+      <w:color w:val="595959" w:themeColor="text1" w:themeTint="A6"/>
     </w:rPr>
   </w:style>
-  <w:style w:styleId="Heading8" w:type="paragraph">
+  <w:style w:type="paragraph" w:styleId="Heading8">
     <w:name w:val="heading 8"/>
     <w:basedOn w:val="Normal"/>
     <w:next w:val="BodyText"/>
@@ -5975,13 +5975,13 @@
       <w:outlineLvl w:val="7"/>
     </w:pPr>
     <w:rPr>
-      <w:rFonts w:ascii="Calibri" w:cs="Calibri" w:eastAsia="Calibri" w:hAnsi="Calibri"/>
+      <w:rFonts w:ascii="Calibri" w:hAnsi="Calibri" w:eastAsia="Calibri" w:cs="Calibri"/>
       <w:i/>
       <w:iCs/>
-      <w:color w:themeColor="text1" w:themeTint="D8" w:val="272727"/>
+      <w:color w:val="272727" w:themeColor="text1" w:themeTint="D8"/>
     </w:rPr>
   </w:style>
-  <w:style w:styleId="Heading9" w:type="paragraph">
+  <w:style w:type="paragraph" w:styleId="Heading9">
     <w:name w:val="heading 9"/>
     <w:basedOn w:val="Normal"/>
     <w:next w:val="BodyText"/>
@@ -5998,24 +5998,24 @@
       <w:outlineLvl w:val="8"/>
     </w:pPr>
     <w:rPr>
-      <w:rFonts w:ascii="Calibri" w:cs="Calibri" w:eastAsia="Calibri" w:hAnsi="Calibri"/>
-      <w:color w:themeColor="text1" w:themeTint="D8" w:val="272727"/>
+      <w:rFonts w:ascii="Calibri" w:hAnsi="Calibri" w:eastAsia="Calibri" w:cs="Calibri"/>
+      <w:color w:val="272727" w:themeColor="text1" w:themeTint="D8"/>
     </w:rPr>
   </w:style>
-  <w:style w:customStyle="1" w:styleId="Heading1Char" w:type="character">
+  <w:style w:type="character" w:customStyle="1" w:styleId="Heading1Char">
     <w:name w:val="Heading 1 Char"/>
     <w:basedOn w:val="DefaultParagraphFont"/>
     <w:link w:val="Heading1"/>
     <w:uiPriority w:val="9"/>
     <w:rsid w:val="00A10FD9"/>
     <w:rPr>
-      <w:rFonts w:ascii="Calibri" w:cs="Calibri" w:eastAsia="Calibri" w:hAnsi="Calibri"/>
+      <w:rFonts w:ascii="Calibri" w:hAnsi="Calibri" w:eastAsia="Calibri" w:cs="Calibri"/>
       <w:color w:val="1F4E79"/>
       <w:sz w:val="40"/>
       <w:szCs w:val="40"/>
     </w:rPr>
   </w:style>
-  <w:style w:customStyle="1" w:styleId="Heading2Char" w:type="character">
+  <w:style w:type="character" w:customStyle="1" w:styleId="Heading2Char">
     <w:name w:val="Heading 2 Char"/>
     <w:basedOn w:val="DefaultParagraphFont"/>
     <w:link w:val="Heading2"/>
@@ -6023,13 +6023,13 @@
     <w:semiHidden/>
     <w:rsid w:val="00A10FD9"/>
     <w:rPr>
-      <w:rFonts w:ascii="Calibri" w:cs="Calibri" w:eastAsia="Calibri" w:hAnsi="Calibri"/>
+      <w:rFonts w:ascii="Calibri" w:hAnsi="Calibri" w:eastAsia="Calibri" w:cs="Calibri"/>
       <w:color w:val="1F4E79"/>
       <w:sz w:val="32"/>
       <w:szCs w:val="32"/>
     </w:rPr>
   </w:style>
-  <w:style w:customStyle="1" w:styleId="Heading3Char" w:type="character">
+  <w:style w:type="character" w:customStyle="1" w:styleId="Heading3Char">
     <w:name w:val="Heading 3 Char"/>
     <w:basedOn w:val="DefaultParagraphFont"/>
     <w:link w:val="Heading3"/>
@@ -6037,13 +6037,13 @@
     <w:semiHidden/>
     <w:rsid w:val="00A10FD9"/>
     <w:rPr>
-      <w:rFonts w:ascii="Calibri" w:cs="Calibri" w:eastAsia="Calibri" w:hAnsi="Calibri"/>
+      <w:rFonts w:ascii="Calibri" w:hAnsi="Calibri" w:eastAsia="Calibri" w:cs="Calibri"/>
       <w:color w:val="1F4E79"/>
       <w:sz w:val="28"/>
       <w:szCs w:val="28"/>
     </w:rPr>
   </w:style>
-  <w:style w:customStyle="1" w:styleId="Heading4Char" w:type="character">
+  <w:style w:type="character" w:customStyle="1" w:styleId="Heading4Char">
     <w:name w:val="Heading 4 Char"/>
     <w:basedOn w:val="DefaultParagraphFont"/>
     <w:link w:val="Heading4"/>
@@ -6051,13 +6051,13 @@
     <w:semiHidden/>
     <w:rsid w:val="00A10FD9"/>
     <w:rPr>
-      <w:rFonts w:ascii="Calibri" w:cs="Calibri" w:eastAsia="Calibri" w:hAnsi="Calibri"/>
+      <w:rFonts w:ascii="Calibri" w:hAnsi="Calibri" w:eastAsia="Calibri" w:cs="Calibri"/>
       <w:i/>
       <w:iCs/>
       <w:color w:val="1F4E79"/>
     </w:rPr>
   </w:style>
-  <w:style w:customStyle="1" w:styleId="Heading5Char" w:type="character">
+  <w:style w:type="character" w:customStyle="1" w:styleId="Heading5Char">
     <w:name w:val="Heading 5 Char"/>
     <w:basedOn w:val="DefaultParagraphFont"/>
     <w:link w:val="Heading5"/>
@@ -6065,11 +6065,11 @@
     <w:semiHidden/>
     <w:rsid w:val="00A10FD9"/>
     <w:rPr>
-      <w:rFonts w:ascii="Calibri" w:cs="Calibri" w:eastAsia="Calibri" w:hAnsi="Calibri"/>
+      <w:rFonts w:ascii="Calibri" w:hAnsi="Calibri" w:eastAsia="Calibri" w:cs="Calibri"/>
       <w:color w:val="1F4E79"/>
     </w:rPr>
   </w:style>
-  <w:style w:customStyle="1" w:styleId="Heading6Char" w:type="character">
+  <w:style w:type="character" w:customStyle="1" w:styleId="Heading6Char">
     <w:name w:val="Heading 6 Char"/>
     <w:basedOn w:val="DefaultParagraphFont"/>
     <w:link w:val="Heading6"/>
@@ -6077,13 +6077,13 @@
     <w:semiHidden/>
     <w:rsid w:val="00A10FD9"/>
     <w:rPr>
-      <w:rFonts w:ascii="Calibri" w:cs="Calibri" w:eastAsia="Calibri" w:hAnsi="Calibri"/>
+      <w:rFonts w:ascii="Calibri" w:hAnsi="Calibri" w:eastAsia="Calibri" w:cs="Calibri"/>
       <w:i/>
       <w:iCs/>
-      <w:color w:themeColor="text1" w:themeTint="A6" w:val="595959"/>
+      <w:color w:val="595959" w:themeColor="text1" w:themeTint="A6"/>
     </w:rPr>
   </w:style>
-  <w:style w:customStyle="1" w:styleId="Heading7Char" w:type="character">
+  <w:style w:type="character" w:customStyle="1" w:styleId="Heading7Char">
     <w:name w:val="Heading 7 Char"/>
     <w:basedOn w:val="DefaultParagraphFont"/>
     <w:link w:val="Heading7"/>
@@ -6091,11 +6091,11 @@
     <w:semiHidden/>
     <w:rsid w:val="00A10FD9"/>
     <w:rPr>
-      <w:rFonts w:ascii="Calibri" w:cs="Calibri" w:eastAsia="Calibri" w:hAnsi="Calibri"/>
-      <w:color w:themeColor="text1" w:themeTint="A6" w:val="595959"/>
+      <w:rFonts w:ascii="Calibri" w:hAnsi="Calibri" w:eastAsia="Calibri" w:cs="Calibri"/>
+      <w:color w:val="595959" w:themeColor="text1" w:themeTint="A6"/>
     </w:rPr>
   </w:style>
-  <w:style w:customStyle="1" w:styleId="Heading8Char" w:type="character">
+  <w:style w:type="character" w:customStyle="1" w:styleId="Heading8Char">
     <w:name w:val="Heading 8 Char"/>
     <w:basedOn w:val="DefaultParagraphFont"/>
     <w:link w:val="Heading8"/>
@@ -6103,13 +6103,13 @@
     <w:semiHidden/>
     <w:rsid w:val="00A10FD9"/>
     <w:rPr>
-      <w:rFonts w:ascii="Calibri" w:cs="Calibri" w:eastAsia="Calibri" w:hAnsi="Calibri"/>
+      <w:rFonts w:ascii="Calibri" w:hAnsi="Calibri" w:eastAsia="Calibri" w:cs="Calibri"/>
       <w:i/>
       <w:iCs/>
-      <w:color w:themeColor="text1" w:themeTint="D8" w:val="272727"/>
+      <w:color w:val="272727" w:themeColor="text1" w:themeTint="D8"/>
     </w:rPr>
   </w:style>
-  <w:style w:customStyle="1" w:styleId="Heading9Char" w:type="character">
+  <w:style w:type="character" w:customStyle="1" w:styleId="Heading9Char">
     <w:name w:val="Heading 9 Char"/>
     <w:basedOn w:val="DefaultParagraphFont"/>
     <w:link w:val="Heading9"/>
@@ -6117,11 +6117,11 @@
     <w:semiHidden/>
     <w:rsid w:val="00A10FD9"/>
     <w:rPr>
-      <w:rFonts w:ascii="Calibri" w:cs="Calibri" w:eastAsia="Calibri" w:hAnsi="Calibri"/>
-      <w:color w:themeColor="text1" w:themeTint="D8" w:val="272727"/>
+      <w:rFonts w:ascii="Calibri" w:hAnsi="Calibri" w:eastAsia="Calibri" w:cs="Calibri"/>
+      <w:color w:val="272727" w:themeColor="text1" w:themeTint="D8"/>
     </w:rPr>
   </w:style>
-  <w:style w:styleId="BlockText" w:type="paragraph">
+  <w:style w:type="paragraph" w:styleId="BlockText">
     <w:name w:val="Block Text"/>
     <w:basedOn w:val="BodyText"/>
     <w:next w:val="BodyText"/>
@@ -6129,11 +6129,11 @@
     <w:unhideWhenUsed/>
     <w:qFormat/>
     <w:pPr>
-      <w:spacing w:after="100" w:before="100"/>
+      <w:spacing w:before="100" w:after="100"/>
       <w:ind w:firstLine="0" w:left="480" w:right="480"/>
     </w:pPr>
   </w:style>
-  <w:style w:styleId="FootnoteText" w:type="paragraph">
+  <w:style w:type="paragraph" w:styleId="FootnoteText">
     <w:name w:val="Footnote Text"/>
     <w:basedOn w:val="Normal"/>
     <w:next w:val="FootnoteText"/>
@@ -6141,7 +6141,7 @@
     <w:unhideWhenUsed/>
     <w:qFormat/>
   </w:style>
-  <w:style w:styleId="FootnoteBlockText" w:type="paragraph">
+  <w:style w:type="paragraph" w:styleId="FootnoteBlockText">
     <w:name w:val="Footnote Block Text"/>
     <w:basedOn w:val="FootnoteText"/>
     <w:next w:val="FootnoteText"/>
@@ -6149,16 +6149,16 @@
     <w:unhideWhenUsed/>
     <w:qFormat/>
     <w:pPr>
-      <w:spacing w:after="100" w:before="100"/>
+      <w:spacing w:before="100" w:after="100"/>
       <w:ind w:firstLine="0" w:left="480" w:right="480"/>
     </w:pPr>
   </w:style>
-  <w:style w:default="1" w:styleId="DefaultParagraphFont" w:type="character">
+  <w:style w:type="character" w:default="1" w:styleId="DefaultParagraphFont">
     <w:name w:val="Default Paragraph Font"/>
     <w:semiHidden/>
     <w:unhideWhenUsed/>
   </w:style>
-  <w:style w:customStyle="1" w:styleId="DefinitionTerm" w:type="paragraph">
+  <w:style w:type="paragraph" w:customStyle="1" w:styleId="DefinitionTerm">
     <w:name w:val="Definition Term"/>
     <w:basedOn w:val="Normal"/>
     <w:next w:val="Definition"/>
@@ -6171,67 +6171,67 @@
       <w:b/>
     </w:rPr>
   </w:style>
-  <w:style w:customStyle="1" w:styleId="Definition" w:type="paragraph">
+  <w:style w:type="paragraph" w:customStyle="1" w:styleId="Definition">
     <w:name w:val="Definition"/>
     <w:basedOn w:val="Normal"/>
   </w:style>
-  <w:style w:styleId="Caption" w:type="paragraph">
+  <w:style w:type="paragraph" w:styleId="Caption">
     <w:name w:val="Caption"/>
     <w:basedOn w:val="Normal"/>
     <w:link w:val="BodyTextChar"/>
     <w:pPr>
-      <w:spacing w:after="120" w:before="0"/>
+      <w:spacing w:before="0" w:after="120"/>
     </w:pPr>
     <w:rPr>
       <w:i/>
     </w:rPr>
   </w:style>
-  <w:style w:customStyle="1" w:styleId="TableCaption" w:type="paragraph">
+  <w:style w:type="paragraph" w:customStyle="1" w:styleId="TableCaption">
     <w:name w:val="Table Caption"/>
     <w:basedOn w:val="Caption"/>
     <w:pPr>
       <w:keepNext/>
     </w:pPr>
   </w:style>
-  <w:style w:customStyle="1" w:styleId="ImageCaption" w:type="paragraph">
+  <w:style w:type="paragraph" w:customStyle="1" w:styleId="ImageCaption">
     <w:name w:val="Image Caption"/>
     <w:basedOn w:val="Caption"/>
   </w:style>
-  <w:style w:customStyle="1" w:styleId="Figure" w:type="paragraph">
+  <w:style w:type="paragraph" w:customStyle="1" w:styleId="Figure">
     <w:name w:val="Figure"/>
     <w:basedOn w:val="Normal"/>
   </w:style>
-  <w:style w:customStyle="1" w:styleId="CaptionedFigure" w:type="paragraph">
+  <w:style w:type="paragraph" w:customStyle="1" w:styleId="CaptionedFigure">
     <w:name w:val="Captioned Figure"/>
     <w:basedOn w:val="Figure"/>
     <w:pPr>
       <w:keepNext/>
     </w:pPr>
   </w:style>
-  <w:style w:customStyle="1" w:styleId="BodyTextChar" w:type="character">
+  <w:style w:type="character" w:customStyle="1" w:styleId="BodyTextChar">
     <w:name w:val="Body Text Char"/>
     <w:basedOn w:val="DefaultParagraphFont"/>
     <w:link w:val="BodyText"/>
   </w:style>
-  <w:style w:customStyle="1" w:styleId="SectionNumber" w:type="character">
+  <w:style w:type="character" w:customStyle="1" w:styleId="SectionNumber">
     <w:name w:val="Section Number"/>
     <w:basedOn w:val="BodyTextChar"/>
   </w:style>
-  <w:style w:styleId="FootnoteReference" w:type="character">
+  <w:style w:type="character" w:styleId="FootnoteReference">
     <w:name w:val="Footnote Reference"/>
     <w:basedOn w:val="BodyTextChar"/>
     <w:rPr>
       <w:vertAlign w:val="superscript"/>
     </w:rPr>
   </w:style>
-  <w:style w:styleId="Hyperlink" w:type="character">
+  <w:style w:type="character" w:styleId="Hyperlink">
     <w:name w:val="Hyperlink"/>
     <w:basedOn w:val="BodyTextChar"/>
     <w:rPr>
-      <w:color w:themeColor="accent1" w:val="4F81BD"/>
+      <w:color w:val="4F81BD" w:themeColor="accent1"/>
     </w:rPr>
   </w:style>
-  <w:style w:styleId="TOCHeading" w:type="paragraph">
+  <w:style w:type="paragraph" w:styleId="TOCHeading">
     <w:name w:val="TOC Heading"/>
     <w:basedOn w:val="Heading1"/>
     <w:next w:val="BodyText"/>
@@ -6243,25 +6243,97 @@
       <w:outlineLvl w:val="9"/>
     </w:pPr>
     <w:rPr>
-      <w:rFonts w:ascii="Calibri" w:cs="Calibri" w:eastAsia="Calibri" w:hAnsi="Calibri"/>
+      <w:rFonts w:ascii="Calibri" w:hAnsi="Calibri" w:eastAsia="Calibri" w:cs="Calibri"/>
       <w:b w:val="0"/>
       <w:bCs w:val="0"/>
-      <w:color w:themeColor="accent1" w:themeShade="BF" w:val="365F91"/>
+      <w:color w:val="365F91" w:themeColor="accent1" w:themeShade="BF"/>
     </w:rPr>
   </w:style>
-  <w:style w:customStyle="1" w:styleId="KeepWithNext" w:type="paragraph">
+  <w:style w:type="character" w:customStyle="1" w:styleId="VerbatimChar">
+    <w:name w:val="Verbatim Char"/>
+    <w:basedOn w:val="BodyTextChar"/>
+    <w:rPr>
+      <w:rFonts w:ascii="Consolas" w:hAnsi="Consolas" w:cs="Consolas"/>
+      <w:color w:val="1A4D80"/>
+      <w:sz w:val="19"/>
+      <w:szCs w:val="19"/>
+    </w:rPr>
+  </w:style>
+  <w:style w:type="paragraph" w:styleId="Title">
+    <w:name w:val="Title"/>
+    <w:basedOn w:val="Normal"/>
+    <w:next w:val="BodyText"/>
+    <w:qFormat/>
+    <w:pPr>
+      <w:spacing w:before="0" w:after="60"/>
+    </w:pPr>
+    <w:rPr>
+      <w:b/>
+      <w:color w:val="1F4E79"/>
+      <w:sz w:val="48"/>
+      <w:szCs w:val="48"/>
+    </w:rPr>
+  </w:style>
+  <w:style w:type="paragraph" w:customStyle="1" w:styleId="SourceCode">
+    <w:name w:val="Source Code"/>
+    <w:basedOn w:val="Normal"/>
+    <w:link w:val="VerbatimChar"/>
+    <w:pPr>
+      <w:keepLines/>
+      <w:pBdr>
+        <w:top w:val="single" w:sz="4" w:space="4" w:color="C9D8E8"/>
+        <w:left w:val="single" w:sz="4" w:space="4" w:color="C9D8E8"/>
+        <w:bottom w:val="single" w:sz="4" w:space="4" w:color="C9D8E8"/>
+        <w:right w:val="single" w:sz="4" w:space="4" w:color="C9D8E8"/>
+      </w:pBdr>
+      <w:shd w:val="clear" w:color="auto" w:fill="F8FAFC"/>
+      <w:spacing w:before="0" w:after="0" w:line="240" w:lineRule="auto"/>
+      <w:ind w:left="100" w:right="100"/>
+    </w:pPr>
+  </w:style>
+  <w:style w:type="paragraph" w:customStyle="1" w:styleId="ScreenshotCaption">
+    <w:name w:val="Screenshot Caption"/>
+    <w:basedOn w:val="Normal"/>
+    <w:next w:val="BodyText"/>
+    <w:pPr>
+      <w:jc w:val="center"/>
+      <w:spacing w:before="0" w:after="240"/>
+    </w:pPr>
+    <w:rPr>
+      <w:i/>
+      <w:color w:val="5B6B7A"/>
+      <w:sz w:val="19"/>
+      <w:szCs w:val="19"/>
+    </w:rPr>
+  </w:style>
+  <w:style w:type="paragraph" w:customStyle="1" w:styleId="KeepWithNext">
     <w:name w:val="Keep With Next"/>
     <w:basedOn w:val="BodyText"/>
     <w:pPr>
       <w:keepNext/>
     </w:pPr>
   </w:style>
-  <w:style w:customStyle="1" w:styleId="BookSubtitle" w:type="paragraph">
+  <w:style w:type="paragraph" w:styleId="Subtitle">
+    <w:name w:val="Subtitle"/>
+    <w:basedOn w:val="Normal"/>
+    <w:next w:val="BodyText"/>
+    <w:qFormat/>
+    <w:pPr>
+      <w:spacing w:before="0" w:after="60"/>
+    </w:pPr>
+    <w:rPr>
+      <w:i/>
+      <w:color w:val="2D3B47"/>
+      <w:sz w:val="28"/>
+      <w:szCs w:val="28"/>
+    </w:rPr>
+  </w:style>
+  <w:style w:type="paragraph" w:customStyle="1" w:styleId="BookSubtitle">
     <w:name w:val="Book Subtitle"/>
     <w:basedOn w:val="Normal"/>
     <w:pPr>
       <w:jc w:val="center"/>
-      <w:spacing w:after="480" w:before="0"/>
+      <w:spacing w:before="0" w:after="480"/>
     </w:pPr>
     <w:rPr>
       <w:i/>
@@ -6270,164 +6342,16 @@
       <w:szCs w:val="30"/>
     </w:rPr>
   </w:style>
-  <w:style w:customStyle="1" w:styleId="BookTitle" w:type="paragraph">
-    <w:name w:val="Book Title"/>
-    <w:basedOn w:val="Normal"/>
-    <w:pPr>
-      <w:jc w:val="center"/>
-      <w:spacing w:after="120" w:before="240"/>
-    </w:pPr>
-    <w:rPr>
-      <w:b/>
-      <w:color w:val="1F4E79"/>
-      <w:sz w:val="64"/>
-      <w:szCs w:val="64"/>
-    </w:rPr>
-  </w:style>
-  <w:style w:customStyle="1" w:styleId="HeadingCode" w:type="character">
-    <w:name w:val="Heading Code"/>
-    <w:basedOn w:val="DefaultParagraphFont"/>
-    <w:rPr>
-      <w:rFonts w:ascii="Consolas" w:cs="Consolas" w:hAnsi="Consolas"/>
-    </w:rPr>
-  </w:style>
-  <w:style w:styleId="Title" w:type="paragraph">
-    <w:name w:val="Title"/>
-    <w:basedOn w:val="Normal"/>
-    <w:next w:val="BodyText"/>
-    <w:qFormat/>
-    <w:pPr>
-      <w:spacing w:after="60" w:before="0"/>
-    </w:pPr>
-    <w:rPr>
-      <w:b/>
-      <w:color w:val="1F4E79"/>
-      <w:sz w:val="48"/>
-      <w:szCs w:val="48"/>
-    </w:rPr>
-  </w:style>
-  <w:style w:customStyle="1" w:styleId="BookCover" w:type="paragraph">
-    <w:name w:val="Book Cover"/>
-    <w:basedOn w:val="Normal"/>
-    <w:pPr>
-      <w:jc w:val="center"/>
-      <w:spacing w:after="360" w:before="720"/>
-    </w:pPr>
-  </w:style>
-  <w:style w:styleId="Subtitle" w:type="paragraph">
-    <w:name w:val="Subtitle"/>
-    <w:basedOn w:val="Normal"/>
-    <w:next w:val="BodyText"/>
-    <w:qFormat/>
-    <w:pPr>
-      <w:spacing w:after="60" w:before="0"/>
-    </w:pPr>
-    <w:rPr>
-      <w:i/>
-      <w:color w:val="2D3B47"/>
-      <w:sz w:val="28"/>
-      <w:szCs w:val="28"/>
-    </w:rPr>
-  </w:style>
-  <w:style w:default="1" w:styleId="Table" w:type="table">
-    <w:name w:val="Table"/>
-    <w:basedOn w:val="TableNormal"/>
-    <w:qFormat/>
-    <w:pPr>
-      <w:spacing w:after="40" w:before="40"/>
-    </w:pPr>
-    <w:tblPr>
-      <w:tblInd w:type="dxa" w:w="0"/>
-      <w:tblBorders>
-        <w:top w:color="C9D8E8" w:space="0" w:sz="4" w:val="single"/>
-        <w:left w:color="C9D8E8" w:space="0" w:sz="4" w:val="single"/>
-        <w:bottom w:color="C9D8E8" w:space="0" w:sz="4" w:val="single"/>
-        <w:right w:color="C9D8E8" w:space="0" w:sz="4" w:val="single"/>
-        <w:insideH w:color="C9D8E8" w:space="0" w:sz="4" w:val="single"/>
-        <w:insideV w:color="C9D8E8" w:space="0" w:sz="4" w:val="single"/>
-      </w:tblBorders>
-      <w:tblCellMar>
-        <w:top w:type="dxa" w:w="60"/>
-        <w:left w:type="dxa" w:w="108"/>
-        <w:bottom w:type="dxa" w:w="60"/>
-        <w:right w:type="dxa" w:w="108"/>
-      </w:tblCellMar>
-    </w:tblPr>
-    <w:tblStylePr w:type="firstRow">
-      <w:rPr>
-        <w:b/>
-        <w:color w:val="3D556F"/>
-      </w:rPr>
-      <w:tcPr>
-        <w:shd w:color="auto" w:fill="E5EDF5" w:val="clear"/>
-      </w:tcPr>
-    </w:tblStylePr>
-  </w:style>
-  <w:style w:customStyle="1" w:styleId="ScreenshotCaption" w:type="paragraph">
-    <w:name w:val="Screenshot Caption"/>
-    <w:basedOn w:val="Normal"/>
-    <w:next w:val="BodyText"/>
-    <w:pPr>
-      <w:jc w:val="center"/>
-      <w:spacing w:after="240" w:before="0"/>
-    </w:pPr>
-    <w:rPr>
-      <w:i/>
-      <w:color w:val="5B6B7A"/>
-      <w:sz w:val="19"/>
-      <w:szCs w:val="19"/>
-    </w:rPr>
-  </w:style>
-  <w:style w:customStyle="1" w:styleId="BookByline" w:type="paragraph">
-    <w:name w:val="Book Byline"/>
-    <w:basedOn w:val="Normal"/>
-    <w:pPr>
-      <w:jc w:val="center"/>
-      <w:spacing w:after="60" w:before="0"/>
-    </w:pPr>
-    <w:rPr>
-      <w:color w:val="5B6B7A"/>
-      <w:sz w:val="24"/>
-      <w:szCs w:val="24"/>
-    </w:rPr>
-  </w:style>
-  <w:style w:customStyle="1" w:styleId="Screenshot" w:type="paragraph">
-    <w:name w:val="Screenshot"/>
-    <w:basedOn w:val="Normal"/>
-    <w:next w:val="ScreenshotCaption"/>
-    <w:pPr>
-      <w:keepNext/>
-      <w:jc w:val="center"/>
-      <w:spacing w:after="40" w:before="160"/>
-    </w:pPr>
-  </w:style>
-  <w:style w:customStyle="1" w:styleId="SourceCode" w:type="paragraph">
-    <w:name w:val="Source Code"/>
-    <w:basedOn w:val="Normal"/>
-    <w:link w:val="VerbatimChar"/>
-    <w:pPr>
-      <w:keepLines/>
-      <w:pBdr>
-        <w:top w:color="C9D8E8" w:space="4" w:sz="4" w:val="single"/>
-        <w:left w:color="C9D8E8" w:space="4" w:sz="4" w:val="single"/>
-        <w:bottom w:color="C9D8E8" w:space="4" w:sz="4" w:val="single"/>
-        <w:right w:color="C9D8E8" w:space="4" w:sz="4" w:val="single"/>
-      </w:pBdr>
-      <w:shd w:color="auto" w:fill="F8FAFC" w:val="clear"/>
-      <w:spacing w:after="0" w:before="0" w:line="240" w:lineRule="auto"/>
-      <w:ind w:left="100" w:right="100"/>
-    </w:pPr>
-  </w:style>
-  <w:style w:customStyle="1" w:styleId="Date" w:type="paragraph">
+  <w:style w:type="paragraph" w:customStyle="1" w:styleId="Date">
     <w:name w:val="Date"/>
     <w:basedOn w:val="Normal"/>
     <w:next w:val="BodyText"/>
     <w:qFormat/>
     <w:pPr>
       <w:pBdr>
-        <w:bottom w:color="1F4E79" w:space="6" w:sz="8" w:val="single"/>
+        <w:bottom w:val="single" w:sz="8" w:space="6" w:color="1F4E79"/>
       </w:pBdr>
-      <w:spacing w:after="240" w:before="0"/>
+      <w:spacing w:before="0" w:after="240"/>
     </w:pPr>
     <w:rPr>
       <w:b/>
@@ -6438,14 +6362,90 @@
       <w:szCs w:val="18"/>
     </w:rPr>
   </w:style>
-  <w:style w:customStyle="1" w:styleId="VerbatimChar" w:type="character">
-    <w:name w:val="Verbatim Char"/>
-    <w:basedOn w:val="BodyTextChar"/>
+  <w:style w:type="paragraph" w:customStyle="1" w:styleId="BookTitle">
+    <w:name w:val="Book Title"/>
+    <w:basedOn w:val="Normal"/>
+    <w:pPr>
+      <w:jc w:val="center"/>
+      <w:spacing w:before="240" w:after="120"/>
+    </w:pPr>
     <w:rPr>
-      <w:rFonts w:ascii="Consolas" w:cs="Consolas" w:hAnsi="Consolas"/>
-      <w:color w:val="1A4D80"/>
-      <w:sz w:val="19"/>
-      <w:szCs w:val="19"/>
+      <w:b/>
+      <w:color w:val="1F4E79"/>
+      <w:sz w:val="64"/>
+      <w:szCs w:val="64"/>
+    </w:rPr>
+  </w:style>
+  <w:style w:type="paragraph" w:customStyle="1" w:styleId="BookByline">
+    <w:name w:val="Book Byline"/>
+    <w:basedOn w:val="Normal"/>
+    <w:pPr>
+      <w:jc w:val="center"/>
+      <w:spacing w:before="0" w:after="60"/>
+    </w:pPr>
+    <w:rPr>
+      <w:color w:val="5B6B7A"/>
+      <w:sz w:val="24"/>
+      <w:szCs w:val="24"/>
+    </w:rPr>
+  </w:style>
+  <w:style w:type="table" w:default="1" w:styleId="Table">
+    <w:name w:val="Table"/>
+    <w:basedOn w:val="TableNormal"/>
+    <w:qFormat/>
+    <w:pPr>
+      <w:spacing w:before="40" w:after="40"/>
+    </w:pPr>
+    <w:tblPr>
+      <w:tblInd w:w="0" w:type="dxa"/>
+      <w:tblBorders>
+        <w:top w:val="single" w:sz="4" w:space="0" w:color="C9D8E8"/>
+        <w:left w:val="single" w:sz="4" w:space="0" w:color="C9D8E8"/>
+        <w:bottom w:val="single" w:sz="4" w:space="0" w:color="C9D8E8"/>
+        <w:right w:val="single" w:sz="4" w:space="0" w:color="C9D8E8"/>
+        <w:insideH w:val="single" w:sz="4" w:space="0" w:color="C9D8E8"/>
+        <w:insideV w:val="single" w:sz="4" w:space="0" w:color="C9D8E8"/>
+      </w:tblBorders>
+      <w:tblCellMar>
+        <w:top w:w="60" w:type="dxa"/>
+        <w:left w:w="108" w:type="dxa"/>
+        <w:bottom w:w="60" w:type="dxa"/>
+        <w:right w:w="108" w:type="dxa"/>
+      </w:tblCellMar>
+    </w:tblPr>
+    <w:tblStylePr w:type="firstRow">
+      <w:rPr>
+        <w:b/>
+        <w:color w:val="3D556F"/>
+      </w:rPr>
+      <w:tcPr>
+        <w:shd w:val="clear" w:color="auto" w:fill="E5EDF5"/>
+      </w:tcPr>
+    </w:tblStylePr>
+  </w:style>
+  <w:style w:type="paragraph" w:customStyle="1" w:styleId="BookCover">
+    <w:name w:val="Book Cover"/>
+    <w:basedOn w:val="Normal"/>
+    <w:pPr>
+      <w:jc w:val="center"/>
+      <w:spacing w:before="720" w:after="360"/>
+    </w:pPr>
+  </w:style>
+  <w:style w:type="paragraph" w:customStyle="1" w:styleId="Screenshot">
+    <w:name w:val="Screenshot"/>
+    <w:basedOn w:val="Normal"/>
+    <w:next w:val="ScreenshotCaption"/>
+    <w:pPr>
+      <w:keepNext/>
+      <w:jc w:val="center"/>
+      <w:spacing w:before="160" w:after="40"/>
+    </w:pPr>
+  </w:style>
+  <w:style w:type="character" w:customStyle="1" w:styleId="HeadingCode">
+    <w:name w:val="Heading Code"/>
+    <w:basedOn w:val="DefaultParagraphFont"/>
+    <w:rPr>
+      <w:rFonts w:ascii="Consolas" w:hAnsi="Consolas" w:cs="Consolas"/>
     </w:rPr>
   </w:style>
   <w:style w:type="character" w:customStyle="1" w:styleId="KeywordTok">
